--- a/EMENTA/Ementa_Fundamentos-de-Politicas-Publicas_2026.2.docx
+++ b/EMENTA/Ementa_Fundamentos-de-Politicas-Publicas_2026.2.docx
@@ -366,7 +366,25 @@
             <w:sz w:val="22"/>
             <w:lang w:val="pt-BR"/>
           </w:rPr>
-          <w:t>https://teams.live.com/l/community/FAAb0GERr8oWsBfXQ</w:t>
+          <w:t>https://teams.live.com/l/community/FAAb0GERr8oW</w:t>
+        </w:r>
+        <w:r>
+          <w:rPr>
+            <w:rStyle w:val="Hyperlink"/>
+            <w:rFonts w:ascii="Arial" w:hAnsi="Arial" w:cs="Arial"/>
+            <w:sz w:val="22"/>
+            <w:lang w:val="pt-BR"/>
+          </w:rPr>
+          <w:t>s</w:t>
+        </w:r>
+        <w:r>
+          <w:rPr>
+            <w:rStyle w:val="Hyperlink"/>
+            <w:rFonts w:ascii="Arial" w:hAnsi="Arial" w:cs="Arial"/>
+            <w:sz w:val="22"/>
+            <w:lang w:val="pt-BR"/>
+          </w:rPr>
+          <w:t>BfXQ</w:t>
         </w:r>
       </w:hyperlink>
     </w:p>
@@ -939,9 +957,8 @@
           <w:u w:val="single"/>
           <w:lang w:val="pt-BR"/>
         </w:rPr>
-        <w:t xml:space="preserve">Referências geradas por </w:t>
-      </w:r>
-      <w:proofErr w:type="spellStart"/>
+        <w:t>Referências geradas por I</w:t>
+      </w:r>
       <w:r>
         <w:rPr>
           <w:rFonts w:ascii="Arial" w:hAnsi="Arial" w:cs="Arial"/>
@@ -952,7 +969,7 @@
           <w:u w:val="single"/>
           <w:lang w:val="pt-BR"/>
         </w:rPr>
-        <w:t>I</w:t>
+        <w:t>ntel</w:t>
       </w:r>
       <w:r>
         <w:rPr>
@@ -964,9 +981,8 @@
           <w:u w:val="single"/>
           <w:lang w:val="pt-BR"/>
         </w:rPr>
-        <w:t>ntelgência</w:t>
-      </w:r>
-      <w:proofErr w:type="spellEnd"/>
+        <w:t>i</w:t>
+      </w:r>
       <w:r>
         <w:rPr>
           <w:rFonts w:ascii="Arial" w:hAnsi="Arial" w:cs="Arial"/>
@@ -977,7 +993,7 @@
           <w:u w:val="single"/>
           <w:lang w:val="pt-BR"/>
         </w:rPr>
-        <w:t xml:space="preserve"> </w:t>
+        <w:t xml:space="preserve">gência </w:t>
       </w:r>
       <w:r>
         <w:rPr>
@@ -1495,7 +1511,43 @@
           <w:sz w:val="22"/>
           <w:lang w:val="pt-BR"/>
         </w:rPr>
-        <w:t>• Concluir sua tarefa específica para o memo, trabalho em grupo ou final.</w:t>
+        <w:t>• Concluir sua tarefa específica para</w:t>
+      </w:r>
+      <w:r>
+        <w:rPr>
+          <w:rFonts w:ascii="Arial" w:hAnsi="Arial" w:cs="Arial"/>
+          <w:iCs/>
+          <w:sz w:val="22"/>
+          <w:lang w:val="pt-BR"/>
+        </w:rPr>
+        <w:t xml:space="preserve"> exercícios</w:t>
+      </w:r>
+      <w:r>
+        <w:rPr>
+          <w:rFonts w:ascii="Arial" w:hAnsi="Arial" w:cs="Arial"/>
+          <w:iCs/>
+          <w:sz w:val="22"/>
+          <w:lang w:val="pt-BR"/>
+        </w:rPr>
+        <w:t xml:space="preserve">, trabalho em grupo </w:t>
+      </w:r>
+      <w:r>
+        <w:rPr>
+          <w:rFonts w:ascii="Arial" w:hAnsi="Arial" w:cs="Arial"/>
+          <w:iCs/>
+          <w:sz w:val="22"/>
+          <w:lang w:val="pt-BR"/>
+        </w:rPr>
+        <w:t>e artigo</w:t>
+      </w:r>
+      <w:r>
+        <w:rPr>
+          <w:rFonts w:ascii="Arial" w:hAnsi="Arial" w:cs="Arial"/>
+          <w:iCs/>
+          <w:sz w:val="22"/>
+          <w:lang w:val="pt-BR"/>
+        </w:rPr>
+        <w:t xml:space="preserve"> final.</w:t>
       </w:r>
     </w:p>
     <w:p>
@@ -3733,30 +3785,11 @@
           <w:rFonts w:ascii="Arial" w:hAnsi="Arial" w:cs="Arial"/>
           <w:b/>
           <w:bCs/>
-          <w:sz w:val="22"/>
-          <w:lang w:val="pt-BR"/>
-        </w:rPr>
-        <w:t>Exercício de Participação 1</w:t>
-      </w:r>
-      <w:r>
-        <w:rPr>
-          <w:rFonts w:ascii="Arial" w:hAnsi="Arial" w:cs="Arial"/>
-          <w:b/>
-          <w:bCs/>
-          <w:sz w:val="22"/>
-          <w:lang w:val="pt-BR"/>
-        </w:rPr>
-        <w:t xml:space="preserve"> (10%)</w:t>
-      </w:r>
-      <w:r>
-        <w:rPr>
-          <w:rFonts w:ascii="Arial" w:hAnsi="Arial" w:cs="Arial"/>
-          <w:b/>
-          <w:bCs/>
-          <w:sz w:val="22"/>
-          <w:lang w:val="pt-BR"/>
-        </w:rPr>
-        <w:t>.</w:t>
+          <w:color w:val="8064A2" w:themeColor="accent4"/>
+          <w:sz w:val="22"/>
+          <w:lang w:val="pt-BR"/>
+        </w:rPr>
+        <w:t>Exercício de Participação 1 (10%).</w:t>
       </w:r>
     </w:p>
     <w:p>
@@ -4887,25 +4920,17 @@
           <w:sz w:val="22"/>
           <w:lang w:val="pt-BR"/>
         </w:rPr>
-        <w:t>Atividade assíncrona: Exercício de Participação 2</w:t>
-      </w:r>
-      <w:r>
-        <w:rPr>
-          <w:rFonts w:ascii="Arial" w:hAnsi="Arial" w:cs="Arial"/>
-          <w:b/>
-          <w:sz w:val="22"/>
-          <w:lang w:val="pt-BR"/>
-        </w:rPr>
-        <w:t xml:space="preserve"> (10%)</w:t>
-      </w:r>
-      <w:r>
-        <w:rPr>
-          <w:rFonts w:ascii="Arial" w:hAnsi="Arial" w:cs="Arial"/>
-          <w:b/>
-          <w:sz w:val="22"/>
-          <w:lang w:val="pt-BR"/>
-        </w:rPr>
-        <w:t>.</w:t>
+        <w:t xml:space="preserve">Atividade assíncrona: </w:t>
+      </w:r>
+      <w:r>
+        <w:rPr>
+          <w:rFonts w:ascii="Arial" w:hAnsi="Arial" w:cs="Arial"/>
+          <w:b/>
+          <w:color w:val="8064A2" w:themeColor="accent4"/>
+          <w:sz w:val="22"/>
+          <w:lang w:val="pt-BR"/>
+        </w:rPr>
+        <w:t>Exercício de Participação 2 (10%).</w:t>
       </w:r>
       <w:r>
         <w:rPr>
@@ -17791,6 +17816,18 @@
       <w:shd w:val="clear" w:color="auto" w:fill="E1DFDD"/>
     </w:rPr>
   </w:style>
+  <w:style w:type="character" w:styleId="FollowedHyperlink">
+    <w:name w:val="FollowedHyperlink"/>
+    <w:basedOn w:val="DefaultParagraphFont"/>
+    <w:uiPriority w:val="99"/>
+    <w:semiHidden/>
+    <w:unhideWhenUsed/>
+    <w:rsid w:val="005226E3"/>
+    <w:rPr>
+      <w:color w:val="800080" w:themeColor="followedHyperlink"/>
+      <w:u w:val="single"/>
+    </w:rPr>
+  </w:style>
 </w:styles>
 </file>
 

--- a/EMENTA/Ementa_Fundamentos-de-Politicas-Publicas_2026.2.docx
+++ b/EMENTA/Ementa_Fundamentos-de-Politicas-Publicas_2026.2.docx
@@ -271,9 +271,17 @@
             <w:sz w:val="22"/>
             <w:lang w:val="pt-BR"/>
           </w:rPr>
-          <w:t>vidigal.rob@gmail.com</w:t>
+          <w:t>robert.vidigal@unb.br</w:t>
         </w:r>
       </w:hyperlink>
+      <w:r>
+        <w:rPr>
+          <w:rFonts w:ascii="Arial" w:hAnsi="Arial" w:cs="Arial"/>
+          <w:sz w:val="22"/>
+          <w:lang w:val="pt-BR"/>
+        </w:rPr>
+        <w:t xml:space="preserve"> </w:t>
+      </w:r>
     </w:p>
     <w:p>
       <w:pPr>
@@ -366,25 +374,7 @@
             <w:sz w:val="22"/>
             <w:lang w:val="pt-BR"/>
           </w:rPr>
-          <w:t>https://teams.live.com/l/community/FAAb0GERr8oW</w:t>
-        </w:r>
-        <w:r>
-          <w:rPr>
-            <w:rStyle w:val="Hyperlink"/>
-            <w:rFonts w:ascii="Arial" w:hAnsi="Arial" w:cs="Arial"/>
-            <w:sz w:val="22"/>
-            <w:lang w:val="pt-BR"/>
-          </w:rPr>
-          <w:t>s</w:t>
-        </w:r>
-        <w:r>
-          <w:rPr>
-            <w:rStyle w:val="Hyperlink"/>
-            <w:rFonts w:ascii="Arial" w:hAnsi="Arial" w:cs="Arial"/>
-            <w:sz w:val="22"/>
-            <w:lang w:val="pt-BR"/>
-          </w:rPr>
-          <w:t>BfXQ</w:t>
+          <w:t>Microsoft Teams</w:t>
         </w:r>
       </w:hyperlink>
     </w:p>
@@ -782,7 +772,7 @@
           <w:sz w:val="22"/>
           <w:lang w:val="pt-BR"/>
         </w:rPr>
-        <w:t xml:space="preserve"> ser enviados para o Teams no dia da apresentação.</w:t>
+        <w:t xml:space="preserve"> ser enviados no dia da apresentação.</w:t>
       </w:r>
     </w:p>
     <w:p>
@@ -4553,7 +4543,6 @@
     <w:p>
       <w:pPr>
         <w:keepLines/>
-        <w:ind w:left="283" w:hanging="283"/>
         <w:rPr>
           <w:rFonts w:ascii="Arial" w:hAnsi="Arial" w:cs="Arial"/>
           <w:sz w:val="22"/>
@@ -4597,7 +4586,6 @@
     <w:p>
       <w:pPr>
         <w:keepLines/>
-        <w:ind w:left="283" w:hanging="283"/>
         <w:rPr>
           <w:rFonts w:ascii="Arial" w:hAnsi="Arial" w:cs="Arial"/>
           <w:sz w:val="22"/>
@@ -4735,7 +4723,6 @@
     <w:p>
       <w:pPr>
         <w:keepLines/>
-        <w:ind w:left="283" w:hanging="283"/>
         <w:rPr>
           <w:rFonts w:ascii="Arial" w:hAnsi="Arial" w:cs="Arial"/>
           <w:sz w:val="22"/>
@@ -4798,19 +4785,18 @@
     <w:p>
       <w:pPr>
         <w:keepLines/>
-        <w:ind w:left="283" w:hanging="283"/>
-        <w:rPr>
-          <w:rFonts w:ascii="Arial" w:hAnsi="Arial" w:cs="Arial"/>
-          <w:sz w:val="22"/>
-          <w:lang w:val="pt-BR"/>
-        </w:rPr>
-      </w:pPr>
-      <w:r>
-        <w:rPr>
-          <w:rFonts w:ascii="Arial" w:hAnsi="Arial" w:cs="Arial"/>
-          <w:sz w:val="22"/>
-        </w:rPr>
-        <w:t xml:space="preserve">* SKOCPOL, Theda. Bringing the State back in: Strategies of analysis in current research. In: EVANS, P.; RUESCHMEYER, D.; SCOKPOL, T. Bringing the State back in. </w:t>
+        <w:rPr>
+          <w:rFonts w:ascii="Arial" w:hAnsi="Arial" w:cs="Arial"/>
+          <w:sz w:val="22"/>
+          <w:lang w:val="pt-BR"/>
+        </w:rPr>
+      </w:pPr>
+      <w:r>
+        <w:rPr>
+          <w:rFonts w:ascii="Arial" w:hAnsi="Arial" w:cs="Arial"/>
+          <w:sz w:val="22"/>
+        </w:rPr>
+        <w:t xml:space="preserve">*SKOCPOL, Theda. Bringing the State back in: Strategies of analysis in current research. In: EVANS, P.; RUESCHMEYER, D.; SCOKPOL, T. Bringing the State back in. </w:t>
       </w:r>
       <w:r>
         <w:rPr>

--- a/EMENTA/Ementa_Fundamentos-de-Politicas-Publicas_2026.2.docx
+++ b/EMENTA/Ementa_Fundamentos-de-Politicas-Publicas_2026.2.docx
@@ -1,6 +1,6 @@
 
 <file path=word/document.xml><?xml version="1.0" encoding="utf-8"?>
-<w:document xmlns:wpc="http://schemas.microsoft.com/office/word/2010/wordprocessingCanvas" xmlns:cx="http://schemas.microsoft.com/office/drawing/2014/chartex" xmlns:cx1="http://schemas.microsoft.com/office/drawing/2015/9/8/chartex" xmlns:cx2="http://schemas.microsoft.com/office/drawing/2015/10/21/chartex" xmlns:cx3="http://schemas.microsoft.com/office/drawing/2016/5/9/chartex" xmlns:cx4="http://schemas.microsoft.com/office/drawing/2016/5/10/chartex" xmlns:cx5="http://schemas.microsoft.com/office/drawing/2016/5/11/chartex" xmlns:cx6="http://schemas.microsoft.com/office/drawing/2016/5/12/chartex" xmlns:cx7="http://schemas.microsoft.com/office/drawing/2016/5/13/chartex" xmlns:cx8="http://schemas.microsoft.com/office/drawing/2016/5/14/chartex" xmlns:mc="http://schemas.openxmlformats.org/markup-compatibility/2006" xmlns:m="http://schemas.openxmlformats.org/officeDocument/2006/math" xmlns:aink="http://schemas.microsoft.com/office/drawing/2016/ink" xmlns:am3d="http://schemas.microsoft.com/office/drawing/2017/model3d" xmlns:oel="http://schemas.microsoft.com/office/2019/extlst" xmlns:r="http://schemas.openxmlformats.org/officeDocument/2006/relationships" xmlns:wp14="http://schemas.microsoft.com/office/word/2010/wordprocessingDrawing" xmlns:wp="http://schemas.openxmlformats.org/drawingml/2006/wordprocessingDrawing" xmlns:wpg="http://schemas.microsoft.com/office/word/2010/wordprocessingGroup" xmlns:wpi="http://schemas.microsoft.com/office/word/2010/wordprocessingInk" xmlns:wps="http://schemas.microsoft.com/office/word/2010/wordprocessingShape" xmlns:o="urn:schemas-microsoft-com:office:office" xmlns:v="urn:schemas-microsoft-com:vml" xmlns:w10="urn:schemas-microsoft-com:office:word" xmlns:w="http://schemas.openxmlformats.org/wordprocessingml/2006/main" xmlns:w14="http://schemas.microsoft.com/office/word/2010/wordml" xmlns:w15="http://schemas.microsoft.com/office/word/2012/wordml" xmlns:w16cei="http://schemas.microsoft.com/office/word/2026/wordml/cei" xmlns:w16cex="http://schemas.microsoft.com/office/word/2018/wordml/cex" xmlns:w16cid="http://schemas.microsoft.com/office/word/2016/wordml/cid" xmlns:w16="http://schemas.microsoft.com/office/word/2018/wordml" xmlns:w16sdtdh="http://schemas.microsoft.com/office/word/2020/wordml/sdtdatahash" xmlns:w16sdtfl="http://schemas.microsoft.com/office/word/2024/wordml/sdtformatlock" xmlns:w16se="http://schemas.microsoft.com/office/word/2015/wordml/symex" xmlns:w16du="http://schemas.microsoft.com/office/word/2023/wordml/word16du" xmlns:wne="http://schemas.microsoft.com/office/word/2006/wordml" mc:Ignorable="w14 w15 w16se w16cid w16 w16cex w16sdtdh w16sdtfl w16du wp14">
+<w:document xmlns:wpc="http://schemas.microsoft.com/office/word/2010/wordprocessingCanvas" xmlns:cx="http://schemas.microsoft.com/office/drawing/2014/chartex" xmlns:cx1="http://schemas.microsoft.com/office/drawing/2015/9/8/chartex" xmlns:cx2="http://schemas.microsoft.com/office/drawing/2015/10/21/chartex" xmlns:cx3="http://schemas.microsoft.com/office/drawing/2016/5/9/chartex" xmlns:cx4="http://schemas.microsoft.com/office/drawing/2016/5/10/chartex" xmlns:cx5="http://schemas.microsoft.com/office/drawing/2016/5/11/chartex" xmlns:cx6="http://schemas.microsoft.com/office/drawing/2016/5/12/chartex" xmlns:cx7="http://schemas.microsoft.com/office/drawing/2016/5/13/chartex" xmlns:cx8="http://schemas.microsoft.com/office/drawing/2016/5/14/chartex" xmlns:mc="http://schemas.openxmlformats.org/markup-compatibility/2006" xmlns:m="http://schemas.openxmlformats.org/officeDocument/2006/math" xmlns:aink="http://schemas.microsoft.com/office/drawing/2016/ink" xmlns:am3d="http://schemas.microsoft.com/office/drawing/2017/model3d" xmlns:oel="http://schemas.microsoft.com/office/2019/extlst" xmlns:r="http://schemas.openxmlformats.org/officeDocument/2006/relationships" xmlns:wp14="http://schemas.microsoft.com/office/word/2010/wordprocessingDrawing" xmlns:wp="http://schemas.openxmlformats.org/drawingml/2006/wordprocessingDrawing" xmlns:wpg="http://schemas.microsoft.com/office/word/2010/wordprocessingGroup" xmlns:wpi="http://schemas.microsoft.com/office/word/2010/wordprocessingInk" xmlns:wps="http://schemas.microsoft.com/office/word/2010/wordprocessingShape" xmlns:o="urn:schemas-microsoft-com:office:office" xmlns:v="urn:schemas-microsoft-com:vml" xmlns:w10="urn:schemas-microsoft-com:office:word" xmlns:w="http://schemas.openxmlformats.org/wordprocessingml/2006/main" xmlns:w14="http://schemas.microsoft.com/office/word/2010/wordml" xmlns:w15="http://schemas.microsoft.com/office/word/2012/wordml" xmlns:w16cex="http://schemas.microsoft.com/office/word/2018/wordml/cex" xmlns:w16cid="http://schemas.microsoft.com/office/word/2016/wordml/cid" xmlns:w16="http://schemas.microsoft.com/office/word/2018/wordml" xmlns:w16sdtdh="http://schemas.microsoft.com/office/word/2020/wordml/sdtdatahash" xmlns:w16sdtfl="http://schemas.microsoft.com/office/word/2024/wordml/sdtformatlock" xmlns:w16se="http://schemas.microsoft.com/office/word/2015/wordml/symex" xmlns:w16du="http://schemas.microsoft.com/office/word/2023/wordml/word16du" xmlns:wne="http://schemas.microsoft.com/office/word/2006/wordml" mc:Ignorable="w14 w15 w16se w16cid w16 w16cex w16sdtdh w16sdtfl w16du wp14">
   <w:body>
     <w:p>
       <w:pPr>
@@ -374,7 +374,43 @@
             <w:sz w:val="22"/>
             <w:lang w:val="pt-BR"/>
           </w:rPr>
-          <w:t>Microsoft Teams</w:t>
+          <w:t>Micros</w:t>
+        </w:r>
+        <w:r>
+          <w:rPr>
+            <w:rStyle w:val="Hyperlink"/>
+            <w:rFonts w:ascii="Arial" w:hAnsi="Arial" w:cs="Arial"/>
+            <w:sz w:val="22"/>
+            <w:lang w:val="pt-BR"/>
+          </w:rPr>
+          <w:t>o</w:t>
+        </w:r>
+        <w:r>
+          <w:rPr>
+            <w:rStyle w:val="Hyperlink"/>
+            <w:rFonts w:ascii="Arial" w:hAnsi="Arial" w:cs="Arial"/>
+            <w:sz w:val="22"/>
+            <w:lang w:val="pt-BR"/>
+          </w:rPr>
+          <w:t>ft Te</w:t>
+        </w:r>
+        <w:r>
+          <w:rPr>
+            <w:rStyle w:val="Hyperlink"/>
+            <w:rFonts w:ascii="Arial" w:hAnsi="Arial" w:cs="Arial"/>
+            <w:sz w:val="22"/>
+            <w:lang w:val="pt-BR"/>
+          </w:rPr>
+          <w:t>a</w:t>
+        </w:r>
+        <w:r>
+          <w:rPr>
+            <w:rStyle w:val="Hyperlink"/>
+            <w:rFonts w:ascii="Arial" w:hAnsi="Arial" w:cs="Arial"/>
+            <w:sz w:val="22"/>
+            <w:lang w:val="pt-BR"/>
+          </w:rPr>
+          <w:t>ms</w:t>
         </w:r>
       </w:hyperlink>
     </w:p>
@@ -5971,7 +6007,7 @@
 </file>
 
 <file path=word/endnotes.xml><?xml version="1.0" encoding="utf-8"?>
-<w:endnotes xmlns:wpc="http://schemas.microsoft.com/office/word/2010/wordprocessingCanvas" xmlns:cx="http://schemas.microsoft.com/office/drawing/2014/chartex" xmlns:cx1="http://schemas.microsoft.com/office/drawing/2015/9/8/chartex" xmlns:cx2="http://schemas.microsoft.com/office/drawing/2015/10/21/chartex" xmlns:cx3="http://schemas.microsoft.com/office/drawing/2016/5/9/chartex" xmlns:cx4="http://schemas.microsoft.com/office/drawing/2016/5/10/chartex" xmlns:cx5="http://schemas.microsoft.com/office/drawing/2016/5/11/chartex" xmlns:cx6="http://schemas.microsoft.com/office/drawing/2016/5/12/chartex" xmlns:cx7="http://schemas.microsoft.com/office/drawing/2016/5/13/chartex" xmlns:cx8="http://schemas.microsoft.com/office/drawing/2016/5/14/chartex" xmlns:mc="http://schemas.openxmlformats.org/markup-compatibility/2006" xmlns:m="http://schemas.openxmlformats.org/officeDocument/2006/math" xmlns:aink="http://schemas.microsoft.com/office/drawing/2016/ink" xmlns:am3d="http://schemas.microsoft.com/office/drawing/2017/model3d" xmlns:oel="http://schemas.microsoft.com/office/2019/extlst" xmlns:r="http://schemas.openxmlformats.org/officeDocument/2006/relationships" xmlns:wp14="http://schemas.microsoft.com/office/word/2010/wordprocessingDrawing" xmlns:wp="http://schemas.openxmlformats.org/drawingml/2006/wordprocessingDrawing" xmlns:wpg="http://schemas.microsoft.com/office/word/2010/wordprocessingGroup" xmlns:wpi="http://schemas.microsoft.com/office/word/2010/wordprocessingInk" xmlns:wps="http://schemas.microsoft.com/office/word/2010/wordprocessingShape" xmlns:o="urn:schemas-microsoft-com:office:office" xmlns:v="urn:schemas-microsoft-com:vml" xmlns:w10="urn:schemas-microsoft-com:office:word" xmlns:w="http://schemas.openxmlformats.org/wordprocessingml/2006/main" xmlns:w14="http://schemas.microsoft.com/office/word/2010/wordml" xmlns:w15="http://schemas.microsoft.com/office/word/2012/wordml" xmlns:w16cei="http://schemas.microsoft.com/office/word/2026/wordml/cei" xmlns:w16cex="http://schemas.microsoft.com/office/word/2018/wordml/cex" xmlns:w16cid="http://schemas.microsoft.com/office/word/2016/wordml/cid" xmlns:w16="http://schemas.microsoft.com/office/word/2018/wordml" xmlns:w16sdtdh="http://schemas.microsoft.com/office/word/2020/wordml/sdtdatahash" xmlns:w16sdtfl="http://schemas.microsoft.com/office/word/2024/wordml/sdtformatlock" xmlns:w16se="http://schemas.microsoft.com/office/word/2015/wordml/symex" xmlns:w16du="http://schemas.microsoft.com/office/word/2023/wordml/word16du" xmlns:wne="http://schemas.microsoft.com/office/word/2006/wordml" mc:Ignorable="w14 w15 w16se w16cid w16 w16cex w16sdtdh w16sdtfl w16du wp14">
+<w:endnotes xmlns:wpc="http://schemas.microsoft.com/office/word/2010/wordprocessingCanvas" xmlns:cx="http://schemas.microsoft.com/office/drawing/2014/chartex" xmlns:cx1="http://schemas.microsoft.com/office/drawing/2015/9/8/chartex" xmlns:cx2="http://schemas.microsoft.com/office/drawing/2015/10/21/chartex" xmlns:cx3="http://schemas.microsoft.com/office/drawing/2016/5/9/chartex" xmlns:cx4="http://schemas.microsoft.com/office/drawing/2016/5/10/chartex" xmlns:cx5="http://schemas.microsoft.com/office/drawing/2016/5/11/chartex" xmlns:cx6="http://schemas.microsoft.com/office/drawing/2016/5/12/chartex" xmlns:cx7="http://schemas.microsoft.com/office/drawing/2016/5/13/chartex" xmlns:cx8="http://schemas.microsoft.com/office/drawing/2016/5/14/chartex" xmlns:mc="http://schemas.openxmlformats.org/markup-compatibility/2006" xmlns:m="http://schemas.openxmlformats.org/officeDocument/2006/math" xmlns:aink="http://schemas.microsoft.com/office/drawing/2016/ink" xmlns:am3d="http://schemas.microsoft.com/office/drawing/2017/model3d" xmlns:oel="http://schemas.microsoft.com/office/2019/extlst" xmlns:r="http://schemas.openxmlformats.org/officeDocument/2006/relationships" xmlns:wp14="http://schemas.microsoft.com/office/word/2010/wordprocessingDrawing" xmlns:wp="http://schemas.openxmlformats.org/drawingml/2006/wordprocessingDrawing" xmlns:wpg="http://schemas.microsoft.com/office/word/2010/wordprocessingGroup" xmlns:wpi="http://schemas.microsoft.com/office/word/2010/wordprocessingInk" xmlns:wps="http://schemas.microsoft.com/office/word/2010/wordprocessingShape" xmlns:o="urn:schemas-microsoft-com:office:office" xmlns:v="urn:schemas-microsoft-com:vml" xmlns:w10="urn:schemas-microsoft-com:office:word" xmlns:w="http://schemas.openxmlformats.org/wordprocessingml/2006/main" xmlns:w14="http://schemas.microsoft.com/office/word/2010/wordml" xmlns:w15="http://schemas.microsoft.com/office/word/2012/wordml" xmlns:w16cex="http://schemas.microsoft.com/office/word/2018/wordml/cex" xmlns:w16cid="http://schemas.microsoft.com/office/word/2016/wordml/cid" xmlns:w16="http://schemas.microsoft.com/office/word/2018/wordml" xmlns:w16sdtdh="http://schemas.microsoft.com/office/word/2020/wordml/sdtdatahash" xmlns:w16sdtfl="http://schemas.microsoft.com/office/word/2024/wordml/sdtformatlock" xmlns:w16se="http://schemas.microsoft.com/office/word/2015/wordml/symex" xmlns:w16du="http://schemas.microsoft.com/office/word/2023/wordml/word16du" xmlns:wne="http://schemas.microsoft.com/office/word/2006/wordml" mc:Ignorable="w14 w15 w16se w16cid w16 w16cex w16sdtdh w16sdtfl w16du wp14">
   <w:endnote w:type="separator" w:id="-1">
     <w:p>
       <w:pPr>
@@ -5996,7 +6032,7 @@
 </file>
 
 <file path=word/footer1.xml><?xml version="1.0" encoding="utf-8"?>
-<w:ftr xmlns:wpc="http://schemas.microsoft.com/office/word/2010/wordprocessingCanvas" xmlns:cx="http://schemas.microsoft.com/office/drawing/2014/chartex" xmlns:cx1="http://schemas.microsoft.com/office/drawing/2015/9/8/chartex" xmlns:cx2="http://schemas.microsoft.com/office/drawing/2015/10/21/chartex" xmlns:cx3="http://schemas.microsoft.com/office/drawing/2016/5/9/chartex" xmlns:cx4="http://schemas.microsoft.com/office/drawing/2016/5/10/chartex" xmlns:cx5="http://schemas.microsoft.com/office/drawing/2016/5/11/chartex" xmlns:cx6="http://schemas.microsoft.com/office/drawing/2016/5/12/chartex" xmlns:cx7="http://schemas.microsoft.com/office/drawing/2016/5/13/chartex" xmlns:cx8="http://schemas.microsoft.com/office/drawing/2016/5/14/chartex" xmlns:mc="http://schemas.openxmlformats.org/markup-compatibility/2006" xmlns:m="http://schemas.openxmlformats.org/officeDocument/2006/math" xmlns:aink="http://schemas.microsoft.com/office/drawing/2016/ink" xmlns:am3d="http://schemas.microsoft.com/office/drawing/2017/model3d" xmlns:oel="http://schemas.microsoft.com/office/2019/extlst" xmlns:r="http://schemas.openxmlformats.org/officeDocument/2006/relationships" xmlns:wp14="http://schemas.microsoft.com/office/word/2010/wordprocessingDrawing" xmlns:wp="http://schemas.openxmlformats.org/drawingml/2006/wordprocessingDrawing" xmlns:wpg="http://schemas.microsoft.com/office/word/2010/wordprocessingGroup" xmlns:wpi="http://schemas.microsoft.com/office/word/2010/wordprocessingInk" xmlns:wps="http://schemas.microsoft.com/office/word/2010/wordprocessingShape" xmlns:o="urn:schemas-microsoft-com:office:office" xmlns:v="urn:schemas-microsoft-com:vml" xmlns:w10="urn:schemas-microsoft-com:office:word" xmlns:w="http://schemas.openxmlformats.org/wordprocessingml/2006/main" xmlns:w14="http://schemas.microsoft.com/office/word/2010/wordml" xmlns:w15="http://schemas.microsoft.com/office/word/2012/wordml" xmlns:w16cei="http://schemas.microsoft.com/office/word/2026/wordml/cei" xmlns:w16cex="http://schemas.microsoft.com/office/word/2018/wordml/cex" xmlns:w16cid="http://schemas.microsoft.com/office/word/2016/wordml/cid" xmlns:w16="http://schemas.microsoft.com/office/word/2018/wordml" xmlns:w16sdtdh="http://schemas.microsoft.com/office/word/2020/wordml/sdtdatahash" xmlns:w16sdtfl="http://schemas.microsoft.com/office/word/2024/wordml/sdtformatlock" xmlns:w16se="http://schemas.microsoft.com/office/word/2015/wordml/symex" xmlns:w16du="http://schemas.microsoft.com/office/word/2023/wordml/word16du" xmlns:wne="http://schemas.microsoft.com/office/word/2006/wordml" mc:Ignorable="w14 w15 w16se w16cid w16 w16cex w16sdtdh w16sdtfl w16du wp14">
+<w:ftr xmlns:wpc="http://schemas.microsoft.com/office/word/2010/wordprocessingCanvas" xmlns:cx="http://schemas.microsoft.com/office/drawing/2014/chartex" xmlns:cx1="http://schemas.microsoft.com/office/drawing/2015/9/8/chartex" xmlns:cx2="http://schemas.microsoft.com/office/drawing/2015/10/21/chartex" xmlns:cx3="http://schemas.microsoft.com/office/drawing/2016/5/9/chartex" xmlns:cx4="http://schemas.microsoft.com/office/drawing/2016/5/10/chartex" xmlns:cx5="http://schemas.microsoft.com/office/drawing/2016/5/11/chartex" xmlns:cx6="http://schemas.microsoft.com/office/drawing/2016/5/12/chartex" xmlns:cx7="http://schemas.microsoft.com/office/drawing/2016/5/13/chartex" xmlns:cx8="http://schemas.microsoft.com/office/drawing/2016/5/14/chartex" xmlns:mc="http://schemas.openxmlformats.org/markup-compatibility/2006" xmlns:m="http://schemas.openxmlformats.org/officeDocument/2006/math" xmlns:aink="http://schemas.microsoft.com/office/drawing/2016/ink" xmlns:am3d="http://schemas.microsoft.com/office/drawing/2017/model3d" xmlns:oel="http://schemas.microsoft.com/office/2019/extlst" xmlns:r="http://schemas.openxmlformats.org/officeDocument/2006/relationships" xmlns:wp14="http://schemas.microsoft.com/office/word/2010/wordprocessingDrawing" xmlns:wp="http://schemas.openxmlformats.org/drawingml/2006/wordprocessingDrawing" xmlns:wpg="http://schemas.microsoft.com/office/word/2010/wordprocessingGroup" xmlns:wpi="http://schemas.microsoft.com/office/word/2010/wordprocessingInk" xmlns:wps="http://schemas.microsoft.com/office/word/2010/wordprocessingShape" xmlns:o="urn:schemas-microsoft-com:office:office" xmlns:v="urn:schemas-microsoft-com:vml" xmlns:w10="urn:schemas-microsoft-com:office:word" xmlns:w="http://schemas.openxmlformats.org/wordprocessingml/2006/main" xmlns:w14="http://schemas.microsoft.com/office/word/2010/wordml" xmlns:w15="http://schemas.microsoft.com/office/word/2012/wordml" xmlns:w16cex="http://schemas.microsoft.com/office/word/2018/wordml/cex" xmlns:w16cid="http://schemas.microsoft.com/office/word/2016/wordml/cid" xmlns:w16="http://schemas.microsoft.com/office/word/2018/wordml" xmlns:w16sdtdh="http://schemas.microsoft.com/office/word/2020/wordml/sdtdatahash" xmlns:w16sdtfl="http://schemas.microsoft.com/office/word/2024/wordml/sdtformatlock" xmlns:w16se="http://schemas.microsoft.com/office/word/2015/wordml/symex" xmlns:w16du="http://schemas.microsoft.com/office/word/2023/wordml/word16du" xmlns:wne="http://schemas.microsoft.com/office/word/2006/wordml" mc:Ignorable="w14 w15 w16se w16cid w16 w16cex w16sdtdh w16sdtfl w16du wp14">
   <w:p>
     <w:pPr>
       <w:pStyle w:val="Footer"/>
@@ -6025,7 +6061,7 @@
 </file>
 
 <file path=word/footnotes.xml><?xml version="1.0" encoding="utf-8"?>
-<w:footnotes xmlns:wpc="http://schemas.microsoft.com/office/word/2010/wordprocessingCanvas" xmlns:cx="http://schemas.microsoft.com/office/drawing/2014/chartex" xmlns:cx1="http://schemas.microsoft.com/office/drawing/2015/9/8/chartex" xmlns:cx2="http://schemas.microsoft.com/office/drawing/2015/10/21/chartex" xmlns:cx3="http://schemas.microsoft.com/office/drawing/2016/5/9/chartex" xmlns:cx4="http://schemas.microsoft.com/office/drawing/2016/5/10/chartex" xmlns:cx5="http://schemas.microsoft.com/office/drawing/2016/5/11/chartex" xmlns:cx6="http://schemas.microsoft.com/office/drawing/2016/5/12/chartex" xmlns:cx7="http://schemas.microsoft.com/office/drawing/2016/5/13/chartex" xmlns:cx8="http://schemas.microsoft.com/office/drawing/2016/5/14/chartex" xmlns:mc="http://schemas.openxmlformats.org/markup-compatibility/2006" xmlns:m="http://schemas.openxmlformats.org/officeDocument/2006/math" xmlns:aink="http://schemas.microsoft.com/office/drawing/2016/ink" xmlns:am3d="http://schemas.microsoft.com/office/drawing/2017/model3d" xmlns:oel="http://schemas.microsoft.com/office/2019/extlst" xmlns:r="http://schemas.openxmlformats.org/officeDocument/2006/relationships" xmlns:wp14="http://schemas.microsoft.com/office/word/2010/wordprocessingDrawing" xmlns:wp="http://schemas.openxmlformats.org/drawingml/2006/wordprocessingDrawing" xmlns:wpg="http://schemas.microsoft.com/office/word/2010/wordprocessingGroup" xmlns:wpi="http://schemas.microsoft.com/office/word/2010/wordprocessingInk" xmlns:wps="http://schemas.microsoft.com/office/word/2010/wordprocessingShape" xmlns:o="urn:schemas-microsoft-com:office:office" xmlns:v="urn:schemas-microsoft-com:vml" xmlns:w10="urn:schemas-microsoft-com:office:word" xmlns:w="http://schemas.openxmlformats.org/wordprocessingml/2006/main" xmlns:w14="http://schemas.microsoft.com/office/word/2010/wordml" xmlns:w15="http://schemas.microsoft.com/office/word/2012/wordml" xmlns:w16cei="http://schemas.microsoft.com/office/word/2026/wordml/cei" xmlns:w16cex="http://schemas.microsoft.com/office/word/2018/wordml/cex" xmlns:w16cid="http://schemas.microsoft.com/office/word/2016/wordml/cid" xmlns:w16="http://schemas.microsoft.com/office/word/2018/wordml" xmlns:w16sdtdh="http://schemas.microsoft.com/office/word/2020/wordml/sdtdatahash" xmlns:w16sdtfl="http://schemas.microsoft.com/office/word/2024/wordml/sdtformatlock" xmlns:w16se="http://schemas.microsoft.com/office/word/2015/wordml/symex" xmlns:w16du="http://schemas.microsoft.com/office/word/2023/wordml/word16du" xmlns:wne="http://schemas.microsoft.com/office/word/2006/wordml" mc:Ignorable="w14 w15 w16se w16cid w16 w16cex w16sdtdh w16sdtfl w16du wp14">
+<w:footnotes xmlns:wpc="http://schemas.microsoft.com/office/word/2010/wordprocessingCanvas" xmlns:cx="http://schemas.microsoft.com/office/drawing/2014/chartex" xmlns:cx1="http://schemas.microsoft.com/office/drawing/2015/9/8/chartex" xmlns:cx2="http://schemas.microsoft.com/office/drawing/2015/10/21/chartex" xmlns:cx3="http://schemas.microsoft.com/office/drawing/2016/5/9/chartex" xmlns:cx4="http://schemas.microsoft.com/office/drawing/2016/5/10/chartex" xmlns:cx5="http://schemas.microsoft.com/office/drawing/2016/5/11/chartex" xmlns:cx6="http://schemas.microsoft.com/office/drawing/2016/5/12/chartex" xmlns:cx7="http://schemas.microsoft.com/office/drawing/2016/5/13/chartex" xmlns:cx8="http://schemas.microsoft.com/office/drawing/2016/5/14/chartex" xmlns:mc="http://schemas.openxmlformats.org/markup-compatibility/2006" xmlns:m="http://schemas.openxmlformats.org/officeDocument/2006/math" xmlns:aink="http://schemas.microsoft.com/office/drawing/2016/ink" xmlns:am3d="http://schemas.microsoft.com/office/drawing/2017/model3d" xmlns:oel="http://schemas.microsoft.com/office/2019/extlst" xmlns:r="http://schemas.openxmlformats.org/officeDocument/2006/relationships" xmlns:wp14="http://schemas.microsoft.com/office/word/2010/wordprocessingDrawing" xmlns:wp="http://schemas.openxmlformats.org/drawingml/2006/wordprocessingDrawing" xmlns:wpg="http://schemas.microsoft.com/office/word/2010/wordprocessingGroup" xmlns:wpi="http://schemas.microsoft.com/office/word/2010/wordprocessingInk" xmlns:wps="http://schemas.microsoft.com/office/word/2010/wordprocessingShape" xmlns:o="urn:schemas-microsoft-com:office:office" xmlns:v="urn:schemas-microsoft-com:vml" xmlns:w10="urn:schemas-microsoft-com:office:word" xmlns:w="http://schemas.openxmlformats.org/wordprocessingml/2006/main" xmlns:w14="http://schemas.microsoft.com/office/word/2010/wordml" xmlns:w15="http://schemas.microsoft.com/office/word/2012/wordml" xmlns:w16cex="http://schemas.microsoft.com/office/word/2018/wordml/cex" xmlns:w16cid="http://schemas.microsoft.com/office/word/2016/wordml/cid" xmlns:w16="http://schemas.microsoft.com/office/word/2018/wordml" xmlns:w16sdtdh="http://schemas.microsoft.com/office/word/2020/wordml/sdtdatahash" xmlns:w16sdtfl="http://schemas.microsoft.com/office/word/2024/wordml/sdtformatlock" xmlns:w16se="http://schemas.microsoft.com/office/word/2015/wordml/symex" xmlns:w16du="http://schemas.microsoft.com/office/word/2023/wordml/word16du" xmlns:wne="http://schemas.microsoft.com/office/word/2006/wordml" mc:Ignorable="w14 w15 w16se w16cid w16 w16cex w16sdtdh w16sdtfl w16du wp14">
   <w:footnote w:type="separator" w:id="-1">
     <w:p>
       <w:pPr>
@@ -6050,7 +6086,7 @@
 </file>
 
 <file path=word/header1.xml><?xml version="1.0" encoding="utf-8"?>
-<w:hdr xmlns:wpc="http://schemas.microsoft.com/office/word/2010/wordprocessingCanvas" xmlns:cx="http://schemas.microsoft.com/office/drawing/2014/chartex" xmlns:cx1="http://schemas.microsoft.com/office/drawing/2015/9/8/chartex" xmlns:cx2="http://schemas.microsoft.com/office/drawing/2015/10/21/chartex" xmlns:cx3="http://schemas.microsoft.com/office/drawing/2016/5/9/chartex" xmlns:cx4="http://schemas.microsoft.com/office/drawing/2016/5/10/chartex" xmlns:cx5="http://schemas.microsoft.com/office/drawing/2016/5/11/chartex" xmlns:cx6="http://schemas.microsoft.com/office/drawing/2016/5/12/chartex" xmlns:cx7="http://schemas.microsoft.com/office/drawing/2016/5/13/chartex" xmlns:cx8="http://schemas.microsoft.com/office/drawing/2016/5/14/chartex" xmlns:mc="http://schemas.openxmlformats.org/markup-compatibility/2006" xmlns:m="http://schemas.openxmlformats.org/officeDocument/2006/math" xmlns:aink="http://schemas.microsoft.com/office/drawing/2016/ink" xmlns:am3d="http://schemas.microsoft.com/office/drawing/2017/model3d" xmlns:oel="http://schemas.microsoft.com/office/2019/extlst" xmlns:r="http://schemas.openxmlformats.org/officeDocument/2006/relationships" xmlns:wp14="http://schemas.microsoft.com/office/word/2010/wordprocessingDrawing" xmlns:wp="http://schemas.openxmlformats.org/drawingml/2006/wordprocessingDrawing" xmlns:wpg="http://schemas.microsoft.com/office/word/2010/wordprocessingGroup" xmlns:wpi="http://schemas.microsoft.com/office/word/2010/wordprocessingInk" xmlns:wps="http://schemas.microsoft.com/office/word/2010/wordprocessingShape" xmlns:o="urn:schemas-microsoft-com:office:office" xmlns:v="urn:schemas-microsoft-com:vml" xmlns:w10="urn:schemas-microsoft-com:office:word" xmlns:w="http://schemas.openxmlformats.org/wordprocessingml/2006/main" xmlns:w14="http://schemas.microsoft.com/office/word/2010/wordml" xmlns:w15="http://schemas.microsoft.com/office/word/2012/wordml" xmlns:w16cei="http://schemas.microsoft.com/office/word/2026/wordml/cei" xmlns:w16cex="http://schemas.microsoft.com/office/word/2018/wordml/cex" xmlns:w16cid="http://schemas.microsoft.com/office/word/2016/wordml/cid" xmlns:w16="http://schemas.microsoft.com/office/word/2018/wordml" xmlns:w16sdtdh="http://schemas.microsoft.com/office/word/2020/wordml/sdtdatahash" xmlns:w16sdtfl="http://schemas.microsoft.com/office/word/2024/wordml/sdtformatlock" xmlns:w16se="http://schemas.microsoft.com/office/word/2015/wordml/symex" xmlns:w16du="http://schemas.microsoft.com/office/word/2023/wordml/word16du" xmlns:wne="http://schemas.microsoft.com/office/word/2006/wordml" mc:Ignorable="w14 w15 w16se w16cid w16 w16cex w16sdtdh w16sdtfl w16du wp14">
+<w:hdr xmlns:wpc="http://schemas.microsoft.com/office/word/2010/wordprocessingCanvas" xmlns:cx="http://schemas.microsoft.com/office/drawing/2014/chartex" xmlns:cx1="http://schemas.microsoft.com/office/drawing/2015/9/8/chartex" xmlns:cx2="http://schemas.microsoft.com/office/drawing/2015/10/21/chartex" xmlns:cx3="http://schemas.microsoft.com/office/drawing/2016/5/9/chartex" xmlns:cx4="http://schemas.microsoft.com/office/drawing/2016/5/10/chartex" xmlns:cx5="http://schemas.microsoft.com/office/drawing/2016/5/11/chartex" xmlns:cx6="http://schemas.microsoft.com/office/drawing/2016/5/12/chartex" xmlns:cx7="http://schemas.microsoft.com/office/drawing/2016/5/13/chartex" xmlns:cx8="http://schemas.microsoft.com/office/drawing/2016/5/14/chartex" xmlns:mc="http://schemas.openxmlformats.org/markup-compatibility/2006" xmlns:m="http://schemas.openxmlformats.org/officeDocument/2006/math" xmlns:aink="http://schemas.microsoft.com/office/drawing/2016/ink" xmlns:am3d="http://schemas.microsoft.com/office/drawing/2017/model3d" xmlns:oel="http://schemas.microsoft.com/office/2019/extlst" xmlns:r="http://schemas.openxmlformats.org/officeDocument/2006/relationships" xmlns:wp14="http://schemas.microsoft.com/office/word/2010/wordprocessingDrawing" xmlns:wp="http://schemas.openxmlformats.org/drawingml/2006/wordprocessingDrawing" xmlns:wpg="http://schemas.microsoft.com/office/word/2010/wordprocessingGroup" xmlns:wpi="http://schemas.microsoft.com/office/word/2010/wordprocessingInk" xmlns:wps="http://schemas.microsoft.com/office/word/2010/wordprocessingShape" xmlns:o="urn:schemas-microsoft-com:office:office" xmlns:v="urn:schemas-microsoft-com:vml" xmlns:w10="urn:schemas-microsoft-com:office:word" xmlns:w="http://schemas.openxmlformats.org/wordprocessingml/2006/main" xmlns:w14="http://schemas.microsoft.com/office/word/2010/wordml" xmlns:w15="http://schemas.microsoft.com/office/word/2012/wordml" xmlns:w16cex="http://schemas.microsoft.com/office/word/2018/wordml/cex" xmlns:w16cid="http://schemas.microsoft.com/office/word/2016/wordml/cid" xmlns:w16="http://schemas.microsoft.com/office/word/2018/wordml" xmlns:w16sdtdh="http://schemas.microsoft.com/office/word/2020/wordml/sdtdatahash" xmlns:w16sdtfl="http://schemas.microsoft.com/office/word/2024/wordml/sdtformatlock" xmlns:w16se="http://schemas.microsoft.com/office/word/2015/wordml/symex" xmlns:w16du="http://schemas.microsoft.com/office/word/2023/wordml/word16du" xmlns:wne="http://schemas.microsoft.com/office/word/2006/wordml" mc:Ignorable="w14 w15 w16se w16cid w16 w16cex w16sdtdh w16sdtfl w16du wp14">
   <w:p>
     <w:pPr>
       <w:pStyle w:val="Header"/>
@@ -6102,7 +6138,7 @@
 </file>
 
 <file path=word/numbering.xml><?xml version="1.0" encoding="utf-8"?>
-<w:numbering xmlns:wpc="http://schemas.microsoft.com/office/word/2010/wordprocessingCanvas" xmlns:cx="http://schemas.microsoft.com/office/drawing/2014/chartex" xmlns:cx1="http://schemas.microsoft.com/office/drawing/2015/9/8/chartex" xmlns:cx2="http://schemas.microsoft.com/office/drawing/2015/10/21/chartex" xmlns:cx3="http://schemas.microsoft.com/office/drawing/2016/5/9/chartex" xmlns:cx4="http://schemas.microsoft.com/office/drawing/2016/5/10/chartex" xmlns:cx5="http://schemas.microsoft.com/office/drawing/2016/5/11/chartex" xmlns:cx6="http://schemas.microsoft.com/office/drawing/2016/5/12/chartex" xmlns:cx7="http://schemas.microsoft.com/office/drawing/2016/5/13/chartex" xmlns:cx8="http://schemas.microsoft.com/office/drawing/2016/5/14/chartex" xmlns:mc="http://schemas.openxmlformats.org/markup-compatibility/2006" xmlns:m="http://schemas.openxmlformats.org/officeDocument/2006/math" xmlns:aink="http://schemas.microsoft.com/office/drawing/2016/ink" xmlns:am3d="http://schemas.microsoft.com/office/drawing/2017/model3d" xmlns:oel="http://schemas.microsoft.com/office/2019/extlst" xmlns:r="http://schemas.openxmlformats.org/officeDocument/2006/relationships" xmlns:wp14="http://schemas.microsoft.com/office/word/2010/wordprocessingDrawing" xmlns:wp="http://schemas.openxmlformats.org/drawingml/2006/wordprocessingDrawing" xmlns:wpg="http://schemas.microsoft.com/office/word/2010/wordprocessingGroup" xmlns:wpi="http://schemas.microsoft.com/office/word/2010/wordprocessingInk" xmlns:wps="http://schemas.microsoft.com/office/word/2010/wordprocessingShape" xmlns:o="urn:schemas-microsoft-com:office:office" xmlns:v="urn:schemas-microsoft-com:vml" xmlns:w10="urn:schemas-microsoft-com:office:word" xmlns:w="http://schemas.openxmlformats.org/wordprocessingml/2006/main" xmlns:w14="http://schemas.microsoft.com/office/word/2010/wordml" xmlns:w15="http://schemas.microsoft.com/office/word/2012/wordml" xmlns:w16cei="http://schemas.microsoft.com/office/word/2026/wordml/cei" xmlns:w16cex="http://schemas.microsoft.com/office/word/2018/wordml/cex" xmlns:w16cid="http://schemas.microsoft.com/office/word/2016/wordml/cid" xmlns:w16="http://schemas.microsoft.com/office/word/2018/wordml" xmlns:w16sdtdh="http://schemas.microsoft.com/office/word/2020/wordml/sdtdatahash" xmlns:w16sdtfl="http://schemas.microsoft.com/office/word/2024/wordml/sdtformatlock" xmlns:w16se="http://schemas.microsoft.com/office/word/2015/wordml/symex" xmlns:w16du="http://schemas.microsoft.com/office/word/2023/wordml/word16du" xmlns:wne="http://schemas.microsoft.com/office/word/2006/wordml" mc:Ignorable="w14 w15 w16se w16cid w16 w16cex w16sdtdh w16sdtfl w16du wp14">
+<w:numbering xmlns:wpc="http://schemas.microsoft.com/office/word/2010/wordprocessingCanvas" xmlns:cx="http://schemas.microsoft.com/office/drawing/2014/chartex" xmlns:cx1="http://schemas.microsoft.com/office/drawing/2015/9/8/chartex" xmlns:cx2="http://schemas.microsoft.com/office/drawing/2015/10/21/chartex" xmlns:cx3="http://schemas.microsoft.com/office/drawing/2016/5/9/chartex" xmlns:cx4="http://schemas.microsoft.com/office/drawing/2016/5/10/chartex" xmlns:cx5="http://schemas.microsoft.com/office/drawing/2016/5/11/chartex" xmlns:cx6="http://schemas.microsoft.com/office/drawing/2016/5/12/chartex" xmlns:cx7="http://schemas.microsoft.com/office/drawing/2016/5/13/chartex" xmlns:cx8="http://schemas.microsoft.com/office/drawing/2016/5/14/chartex" xmlns:mc="http://schemas.openxmlformats.org/markup-compatibility/2006" xmlns:m="http://schemas.openxmlformats.org/officeDocument/2006/math" xmlns:aink="http://schemas.microsoft.com/office/drawing/2016/ink" xmlns:am3d="http://schemas.microsoft.com/office/drawing/2017/model3d" xmlns:oel="http://schemas.microsoft.com/office/2019/extlst" xmlns:r="http://schemas.openxmlformats.org/officeDocument/2006/relationships" xmlns:wp14="http://schemas.microsoft.com/office/word/2010/wordprocessingDrawing" xmlns:wp="http://schemas.openxmlformats.org/drawingml/2006/wordprocessingDrawing" xmlns:wpg="http://schemas.microsoft.com/office/word/2010/wordprocessingGroup" xmlns:wpi="http://schemas.microsoft.com/office/word/2010/wordprocessingInk" xmlns:wps="http://schemas.microsoft.com/office/word/2010/wordprocessingShape" xmlns:o="urn:schemas-microsoft-com:office:office" xmlns:v="urn:schemas-microsoft-com:vml" xmlns:w10="urn:schemas-microsoft-com:office:word" xmlns:w="http://schemas.openxmlformats.org/wordprocessingml/2006/main" xmlns:w14="http://schemas.microsoft.com/office/word/2010/wordml" xmlns:w15="http://schemas.microsoft.com/office/word/2012/wordml" xmlns:w16cex="http://schemas.microsoft.com/office/word/2018/wordml/cex" xmlns:w16cid="http://schemas.microsoft.com/office/word/2016/wordml/cid" xmlns:w16="http://schemas.microsoft.com/office/word/2018/wordml" xmlns:w16sdtdh="http://schemas.microsoft.com/office/word/2020/wordml/sdtdatahash" xmlns:w16sdtfl="http://schemas.microsoft.com/office/word/2024/wordml/sdtformatlock" xmlns:w16se="http://schemas.microsoft.com/office/word/2015/wordml/symex" xmlns:w16du="http://schemas.microsoft.com/office/word/2023/wordml/word16du" xmlns:wne="http://schemas.microsoft.com/office/word/2006/wordml" mc:Ignorable="w14 w15 w16se w16cid w16 w16cex w16sdtdh w16sdtfl w16du wp14">
   <w:abstractNum w:abstractNumId="0" w15:restartNumberingAfterBreak="0">
     <w:nsid w:val="FFFFFF7C"/>
     <w:multiLevelType w:val="singleLevel"/>

--- a/EMENTA/Ementa_Fundamentos-de-Politicas-Publicas_2026.2.docx
+++ b/EMENTA/Ementa_Fundamentos-de-Politicas-Publicas_2026.2.docx
@@ -374,43 +374,7 @@
             <w:sz w:val="22"/>
             <w:lang w:val="pt-BR"/>
           </w:rPr>
-          <w:t>Micros</w:t>
-        </w:r>
-        <w:r>
-          <w:rPr>
-            <w:rStyle w:val="Hyperlink"/>
-            <w:rFonts w:ascii="Arial" w:hAnsi="Arial" w:cs="Arial"/>
-            <w:sz w:val="22"/>
-            <w:lang w:val="pt-BR"/>
-          </w:rPr>
-          <w:t>o</w:t>
-        </w:r>
-        <w:r>
-          <w:rPr>
-            <w:rStyle w:val="Hyperlink"/>
-            <w:rFonts w:ascii="Arial" w:hAnsi="Arial" w:cs="Arial"/>
-            <w:sz w:val="22"/>
-            <w:lang w:val="pt-BR"/>
-          </w:rPr>
-          <w:t>ft Te</w:t>
-        </w:r>
-        <w:r>
-          <w:rPr>
-            <w:rStyle w:val="Hyperlink"/>
-            <w:rFonts w:ascii="Arial" w:hAnsi="Arial" w:cs="Arial"/>
-            <w:sz w:val="22"/>
-            <w:lang w:val="pt-BR"/>
-          </w:rPr>
-          <w:t>a</w:t>
-        </w:r>
-        <w:r>
-          <w:rPr>
-            <w:rStyle w:val="Hyperlink"/>
-            <w:rFonts w:ascii="Arial" w:hAnsi="Arial" w:cs="Arial"/>
-            <w:sz w:val="22"/>
-            <w:lang w:val="pt-BR"/>
-          </w:rPr>
-          <w:t>ms</w:t>
+          <w:t>Microsoft Teams</w:t>
         </w:r>
       </w:hyperlink>
     </w:p>
@@ -2161,7 +2125,31 @@
           <w:sz w:val="22"/>
           <w:lang w:val="pt-BR"/>
         </w:rPr>
-        <w:t xml:space="preserve">SOUZA, Celina. Políticas públicas: uma revisão da literatura. Sociologia, Porto Alegre, ano 8, n. 16, </w:t>
+        <w:t xml:space="preserve">SOUZA, Celina. </w:t>
+      </w:r>
+      <w:r>
+        <w:rPr>
+          <w:rFonts w:ascii="Arial" w:hAnsi="Arial" w:cs="Arial"/>
+          <w:sz w:val="22"/>
+          <w:lang w:val="pt-BR"/>
+        </w:rPr>
+        <w:t>2006</w:t>
+      </w:r>
+      <w:r>
+        <w:rPr>
+          <w:rFonts w:ascii="Arial" w:hAnsi="Arial" w:cs="Arial"/>
+          <w:sz w:val="22"/>
+          <w:lang w:val="pt-BR"/>
+        </w:rPr>
+        <w:t xml:space="preserve">. </w:t>
+      </w:r>
+      <w:r>
+        <w:rPr>
+          <w:rFonts w:ascii="Arial" w:hAnsi="Arial" w:cs="Arial"/>
+          <w:sz w:val="22"/>
+          <w:lang w:val="pt-BR"/>
+        </w:rPr>
+        <w:t xml:space="preserve">Políticas públicas: uma revisão da literatura. Sociologia, Porto Alegre, ano 8, n. 16, </w:t>
       </w:r>
       <w:proofErr w:type="spellStart"/>
       <w:r>
@@ -2179,7 +2167,7 @@
           <w:sz w:val="22"/>
           <w:lang w:val="pt-BR"/>
         </w:rPr>
-        <w:t>/dez 2006, p. 20-45.</w:t>
+        <w:t>/dez, p. 20-45.</w:t>
       </w:r>
       <w:r>
         <w:rPr>
@@ -2205,7 +2193,31 @@
           <w:sz w:val="22"/>
           <w:lang w:val="pt-BR"/>
         </w:rPr>
-        <w:t>*FREY, Klaus. Políticas públicas: um debate conceitual e reflexões referentes à prática da análise de políticas públicas no Brasil. Planejamento e políticas públicas, n. 21, 2009.</w:t>
+        <w:t xml:space="preserve">*FREY, Klaus. </w:t>
+      </w:r>
+      <w:r>
+        <w:rPr>
+          <w:rFonts w:ascii="Arial" w:hAnsi="Arial" w:cs="Arial"/>
+          <w:sz w:val="22"/>
+          <w:lang w:val="pt-BR"/>
+        </w:rPr>
+        <w:t>200</w:t>
+      </w:r>
+      <w:r>
+        <w:rPr>
+          <w:rFonts w:ascii="Arial" w:hAnsi="Arial" w:cs="Arial"/>
+          <w:sz w:val="22"/>
+          <w:lang w:val="pt-BR"/>
+        </w:rPr>
+        <w:t xml:space="preserve">0. </w:t>
+      </w:r>
+      <w:r>
+        <w:rPr>
+          <w:rFonts w:ascii="Arial" w:hAnsi="Arial" w:cs="Arial"/>
+          <w:sz w:val="22"/>
+          <w:lang w:val="pt-BR"/>
+        </w:rPr>
+        <w:t>Políticas públicas: um debate conceitual e reflexões referentes à prática da análise de políticas públicas no Brasil. Planejamento e políticas públicas, n. 21.</w:t>
       </w:r>
     </w:p>
     <w:p>
@@ -2325,7 +2337,31 @@
           <w:sz w:val="22"/>
           <w:lang w:val="pt-BR"/>
         </w:rPr>
-        <w:t>RUA, Maria das Graças. Análise de Políticas Públicas: conceitos básicos. In: RUA, Mª das Graças &amp; CARVALHO, Mª Izabel V. (</w:t>
+        <w:t xml:space="preserve">RUA, Maria das Graças. </w:t>
+      </w:r>
+      <w:r>
+        <w:rPr>
+          <w:rFonts w:ascii="Arial" w:hAnsi="Arial" w:cs="Arial"/>
+          <w:sz w:val="22"/>
+          <w:lang w:val="pt-BR"/>
+        </w:rPr>
+        <w:t>1998</w:t>
+      </w:r>
+      <w:r>
+        <w:rPr>
+          <w:rFonts w:ascii="Arial" w:hAnsi="Arial" w:cs="Arial"/>
+          <w:sz w:val="22"/>
+          <w:lang w:val="pt-BR"/>
+        </w:rPr>
+        <w:t xml:space="preserve">. </w:t>
+      </w:r>
+      <w:r>
+        <w:rPr>
+          <w:rFonts w:ascii="Arial" w:hAnsi="Arial" w:cs="Arial"/>
+          <w:sz w:val="22"/>
+          <w:lang w:val="pt-BR"/>
+        </w:rPr>
+        <w:t>Análise de Políticas Públicas: conceitos básicos. In: RUA, Mª das Graças &amp; CARVALHO, Mª Izabel V. (</w:t>
       </w:r>
       <w:proofErr w:type="spellStart"/>
       <w:r>
@@ -2343,7 +2379,7 @@
           <w:sz w:val="22"/>
           <w:lang w:val="pt-BR"/>
         </w:rPr>
-        <w:t>). O estudo da política. Brasília: Paralelo 15, 1998.</w:t>
+        <w:t>). O estudo da política. Brasília: Paralelo 15.</w:t>
       </w:r>
       <w:r>
         <w:rPr>
@@ -2501,7 +2537,156 @@
           <w:sz w:val="22"/>
           <w:lang w:val="pt-BR"/>
         </w:rPr>
-        <w:t>CAPELLA, Ana Cláudia. Perspectivas teóricas sobre o processo de formulação de políticas públicas. In: HOCHMAN, Gilberto; ARRETCHE, Marta; MARQUES, Eduardo. Políticas Públicas no Brasil. Rio de Janeiro: FIOCRUZ, 2007.</w:t>
+        <w:t xml:space="preserve">CAPELLA, Ana Cláudia. </w:t>
+      </w:r>
+      <w:r>
+        <w:rPr>
+          <w:rFonts w:ascii="Arial" w:hAnsi="Arial" w:cs="Arial"/>
+          <w:sz w:val="22"/>
+          <w:lang w:val="pt-BR"/>
+        </w:rPr>
+        <w:t>2007</w:t>
+      </w:r>
+      <w:r>
+        <w:rPr>
+          <w:rFonts w:ascii="Arial" w:hAnsi="Arial" w:cs="Arial"/>
+          <w:sz w:val="22"/>
+          <w:lang w:val="pt-BR"/>
+        </w:rPr>
+        <w:t xml:space="preserve">. </w:t>
+      </w:r>
+      <w:r>
+        <w:rPr>
+          <w:rFonts w:ascii="Arial" w:hAnsi="Arial" w:cs="Arial"/>
+          <w:sz w:val="22"/>
+          <w:lang w:val="pt-BR"/>
+        </w:rPr>
+        <w:t>Perspectivas teóricas sobre o processo de formulação de políticas públicas. In: HOCHMAN, Gilberto; ARRETCHE, Marta; MARQUES, Eduardo. Políticas Públicas no Brasil. Rio de Janeiro: FIOCRUZ.</w:t>
+      </w:r>
+    </w:p>
+    <w:p>
+      <w:pPr>
+        <w:keepLines/>
+        <w:pBdr>
+          <w:bottom w:val="single" w:sz="12" w:space="1" w:color="auto"/>
+        </w:pBdr>
+        <w:rPr>
+          <w:rFonts w:ascii="Arial" w:hAnsi="Arial" w:cs="Arial"/>
+          <w:sz w:val="22"/>
+          <w:lang w:val="pt-BR"/>
+        </w:rPr>
+      </w:pPr>
+    </w:p>
+    <w:p>
+      <w:pPr>
+        <w:keepLines/>
+        <w:pBdr>
+          <w:bottom w:val="single" w:sz="12" w:space="1" w:color="auto"/>
+        </w:pBdr>
+        <w:rPr>
+          <w:rFonts w:ascii="Arial" w:hAnsi="Arial" w:cs="Arial"/>
+          <w:sz w:val="22"/>
+          <w:lang w:val="pt-BR"/>
+        </w:rPr>
+      </w:pPr>
+      <w:r>
+        <w:rPr>
+          <w:rFonts w:ascii="Arial" w:hAnsi="Arial" w:cs="Arial"/>
+          <w:sz w:val="22"/>
+        </w:rPr>
+        <w:t>*</w:t>
+      </w:r>
+      <w:r>
+        <w:rPr>
+          <w:rFonts w:ascii="Arial" w:hAnsi="Arial" w:cs="Arial"/>
+          <w:color w:val="222222"/>
+          <w:sz w:val="22"/>
+          <w:shd w:val="clear" w:color="auto" w:fill="FFFFFF"/>
+        </w:rPr>
+        <w:t>HERWEG</w:t>
+      </w:r>
+      <w:r>
+        <w:rPr>
+          <w:rFonts w:ascii="Arial" w:hAnsi="Arial" w:cs="Arial"/>
+          <w:color w:val="222222"/>
+          <w:sz w:val="22"/>
+          <w:shd w:val="clear" w:color="auto" w:fill="FFFFFF"/>
+        </w:rPr>
+        <w:t xml:space="preserve">, N., </w:t>
+      </w:r>
+      <w:r>
+        <w:rPr>
+          <w:rFonts w:ascii="Arial" w:hAnsi="Arial" w:cs="Arial"/>
+          <w:color w:val="222222"/>
+          <w:sz w:val="22"/>
+          <w:shd w:val="clear" w:color="auto" w:fill="FFFFFF"/>
+        </w:rPr>
+        <w:t>ZAHARIADIS</w:t>
+      </w:r>
+      <w:r>
+        <w:rPr>
+          <w:rFonts w:ascii="Arial" w:hAnsi="Arial" w:cs="Arial"/>
+          <w:color w:val="222222"/>
+          <w:sz w:val="22"/>
+          <w:shd w:val="clear" w:color="auto" w:fill="FFFFFF"/>
+        </w:rPr>
+        <w:t xml:space="preserve">, N. and </w:t>
+      </w:r>
+      <w:r>
+        <w:rPr>
+          <w:rFonts w:ascii="Arial" w:hAnsi="Arial" w:cs="Arial"/>
+          <w:color w:val="222222"/>
+          <w:sz w:val="22"/>
+          <w:shd w:val="clear" w:color="auto" w:fill="FFFFFF"/>
+        </w:rPr>
+        <w:t>ZOHLNHÖFER</w:t>
+      </w:r>
+      <w:r>
+        <w:rPr>
+          <w:rFonts w:ascii="Arial" w:hAnsi="Arial" w:cs="Arial"/>
+          <w:color w:val="222222"/>
+          <w:sz w:val="22"/>
+          <w:shd w:val="clear" w:color="auto" w:fill="FFFFFF"/>
+        </w:rPr>
+        <w:t xml:space="preserve">, R., </w:t>
+      </w:r>
+      <w:r>
+        <w:rPr>
+          <w:rFonts w:ascii="Arial" w:hAnsi="Arial" w:cs="Arial"/>
+          <w:color w:val="222222"/>
+          <w:sz w:val="22"/>
+          <w:shd w:val="clear" w:color="auto" w:fill="FFFFFF"/>
+        </w:rPr>
+        <w:t>2023</w:t>
+      </w:r>
+      <w:r>
+        <w:rPr>
+          <w:rFonts w:ascii="Arial" w:hAnsi="Arial" w:cs="Arial"/>
+          <w:color w:val="222222"/>
+          <w:sz w:val="22"/>
+          <w:shd w:val="clear" w:color="auto" w:fill="FFFFFF"/>
+        </w:rPr>
+        <w:t>. The multiple streams framework: Foundations, refinements, and empirical applications. </w:t>
+      </w:r>
+      <w:r>
+        <w:rPr>
+          <w:rFonts w:ascii="Arial" w:hAnsi="Arial" w:cs="Arial"/>
+          <w:i/>
+          <w:iCs/>
+          <w:color w:val="222222"/>
+          <w:sz w:val="22"/>
+          <w:shd w:val="clear" w:color="auto" w:fill="FFFFFF"/>
+        </w:rPr>
+        <w:t>Theories of the policy process</w:t>
+      </w:r>
+      <w:r>
+        <w:rPr>
+          <w:rFonts w:ascii="Arial" w:hAnsi="Arial" w:cs="Arial"/>
+          <w:color w:val="222222"/>
+          <w:sz w:val="22"/>
+          <w:shd w:val="clear" w:color="auto" w:fill="FFFFFF"/>
+        </w:rPr>
+        <w:t>.</w:t>
       </w:r>
       <w:r>
         <w:rPr>
@@ -2612,6 +2797,214 @@
           <w:lang w:val="pt-BR"/>
         </w:rPr>
         <w:t>CAPELLA, Ana Cláudia. Perspectivas teóricas sobre o processo de formulação de políticas públicas. In: HOCHMAN, Gilberto; ARRETCHE, Marta; MARQUES, Eduardo. Políticas Públicas no Brasil. Rio de Janeiro: FIOCRUZ, 2007.</w:t>
+      </w:r>
+    </w:p>
+    <w:p>
+      <w:pPr>
+        <w:keepNext/>
+        <w:pBdr>
+          <w:bottom w:val="single" w:sz="12" w:space="1" w:color="auto"/>
+        </w:pBdr>
+        <w:rPr>
+          <w:rFonts w:ascii="Arial" w:hAnsi="Arial" w:cs="Arial"/>
+          <w:sz w:val="22"/>
+          <w:lang w:val="pt-BR"/>
+        </w:rPr>
+      </w:pPr>
+    </w:p>
+    <w:p>
+      <w:pPr>
+        <w:keepNext/>
+        <w:pBdr>
+          <w:bottom w:val="single" w:sz="12" w:space="1" w:color="auto"/>
+        </w:pBdr>
+        <w:rPr>
+          <w:rFonts w:ascii="Arial" w:hAnsi="Arial" w:cs="Arial"/>
+          <w:sz w:val="22"/>
+        </w:rPr>
+      </w:pPr>
+      <w:r>
+        <w:rPr>
+          <w:rFonts w:ascii="Arial" w:hAnsi="Arial" w:cs="Arial"/>
+          <w:sz w:val="22"/>
+        </w:rPr>
+        <w:t>*</w:t>
+      </w:r>
+      <w:r>
+        <w:rPr>
+          <w:rFonts w:ascii="Arial" w:hAnsi="Arial" w:cs="Arial"/>
+          <w:sz w:val="22"/>
+        </w:rPr>
+        <w:t>JONES</w:t>
+      </w:r>
+      <w:r>
+        <w:rPr>
+          <w:rFonts w:ascii="Arial" w:hAnsi="Arial" w:cs="Arial"/>
+          <w:sz w:val="22"/>
+        </w:rPr>
+        <w:t xml:space="preserve">, B.D., </w:t>
+      </w:r>
+      <w:r>
+        <w:rPr>
+          <w:rFonts w:ascii="Arial" w:hAnsi="Arial" w:cs="Arial"/>
+          <w:sz w:val="22"/>
+        </w:rPr>
+        <w:t>BAUMGARTNER</w:t>
+      </w:r>
+      <w:r>
+        <w:rPr>
+          <w:rFonts w:ascii="Arial" w:hAnsi="Arial" w:cs="Arial"/>
+          <w:sz w:val="22"/>
+        </w:rPr>
+        <w:t xml:space="preserve">, F.R. and </w:t>
+      </w:r>
+      <w:r>
+        <w:rPr>
+          <w:rFonts w:ascii="Arial" w:hAnsi="Arial" w:cs="Arial"/>
+          <w:sz w:val="22"/>
+        </w:rPr>
+        <w:t>TRUE</w:t>
+      </w:r>
+      <w:r>
+        <w:rPr>
+          <w:rFonts w:ascii="Arial" w:hAnsi="Arial" w:cs="Arial"/>
+          <w:sz w:val="22"/>
+        </w:rPr>
+        <w:t>, J.L., 1998. Policy punctuations: US budget authority, 1947-1995. </w:t>
+      </w:r>
+      <w:r>
+        <w:rPr>
+          <w:rFonts w:ascii="Arial" w:hAnsi="Arial" w:cs="Arial"/>
+          <w:i/>
+          <w:iCs/>
+          <w:sz w:val="22"/>
+        </w:rPr>
+        <w:t>The Journal of Politics</w:t>
+      </w:r>
+      <w:r>
+        <w:rPr>
+          <w:rFonts w:ascii="Arial" w:hAnsi="Arial" w:cs="Arial"/>
+          <w:sz w:val="22"/>
+        </w:rPr>
+        <w:t>, </w:t>
+      </w:r>
+      <w:r>
+        <w:rPr>
+          <w:rFonts w:ascii="Arial" w:hAnsi="Arial" w:cs="Arial"/>
+          <w:i/>
+          <w:iCs/>
+          <w:sz w:val="22"/>
+        </w:rPr>
+        <w:t>60</w:t>
+      </w:r>
+      <w:r>
+        <w:rPr>
+          <w:rFonts w:ascii="Arial" w:hAnsi="Arial" w:cs="Arial"/>
+          <w:sz w:val="22"/>
+        </w:rPr>
+        <w:t>(1), pp.1-33.</w:t>
+      </w:r>
+    </w:p>
+    <w:p>
+      <w:pPr>
+        <w:keepNext/>
+        <w:pBdr>
+          <w:bottom w:val="single" w:sz="12" w:space="1" w:color="auto"/>
+        </w:pBdr>
+        <w:rPr>
+          <w:rFonts w:ascii="Arial" w:hAnsi="Arial" w:cs="Arial"/>
+          <w:sz w:val="22"/>
+          <w:lang w:val="pt-BR"/>
+        </w:rPr>
+      </w:pPr>
+      <w:r>
+        <w:rPr>
+          <w:rFonts w:ascii="Arial" w:hAnsi="Arial" w:cs="Arial"/>
+          <w:sz w:val="22"/>
+        </w:rPr>
+        <w:t>*</w:t>
+      </w:r>
+      <w:r>
+        <w:rPr>
+          <w:rFonts w:ascii="Arial" w:hAnsi="Arial" w:cs="Arial"/>
+          <w:color w:val="222222"/>
+          <w:sz w:val="20"/>
+          <w:szCs w:val="20"/>
+          <w:shd w:val="clear" w:color="auto" w:fill="FFFFFF"/>
+        </w:rPr>
+        <w:t xml:space="preserve"> </w:t>
+      </w:r>
+      <w:r>
+        <w:rPr>
+          <w:rFonts w:ascii="Arial" w:hAnsi="Arial" w:cs="Arial"/>
+          <w:sz w:val="22"/>
+        </w:rPr>
+        <w:t>BAUMGARTNER</w:t>
+      </w:r>
+      <w:r>
+        <w:rPr>
+          <w:rFonts w:ascii="Arial" w:hAnsi="Arial" w:cs="Arial"/>
+          <w:sz w:val="22"/>
+        </w:rPr>
+        <w:t xml:space="preserve">, F.R., </w:t>
+      </w:r>
+      <w:r>
+        <w:rPr>
+          <w:rFonts w:ascii="Arial" w:hAnsi="Arial" w:cs="Arial"/>
+          <w:sz w:val="22"/>
+        </w:rPr>
+        <w:t>JONES</w:t>
+      </w:r>
+      <w:r>
+        <w:rPr>
+          <w:rFonts w:ascii="Arial" w:hAnsi="Arial" w:cs="Arial"/>
+          <w:sz w:val="22"/>
+        </w:rPr>
+        <w:t xml:space="preserve">, B.D. and </w:t>
+      </w:r>
+      <w:r>
+        <w:rPr>
+          <w:rFonts w:ascii="Arial" w:hAnsi="Arial" w:cs="Arial"/>
+          <w:sz w:val="22"/>
+        </w:rPr>
+        <w:t>MORTENSEN</w:t>
+      </w:r>
+      <w:r>
+        <w:rPr>
+          <w:rFonts w:ascii="Arial" w:hAnsi="Arial" w:cs="Arial"/>
+          <w:sz w:val="22"/>
+        </w:rPr>
+        <w:t xml:space="preserve">, P.B., </w:t>
+      </w:r>
+      <w:r>
+        <w:rPr>
+          <w:rFonts w:ascii="Arial" w:hAnsi="Arial" w:cs="Arial"/>
+          <w:sz w:val="22"/>
+        </w:rPr>
+        <w:t>2023</w:t>
+      </w:r>
+      <w:r>
+        <w:rPr>
+          <w:rFonts w:ascii="Arial" w:hAnsi="Arial" w:cs="Arial"/>
+          <w:sz w:val="22"/>
+        </w:rPr>
+        <w:t>. Punctuated equilibrium theory: Explaining stability and change in public policymaking. </w:t>
+      </w:r>
+      <w:r>
+        <w:rPr>
+          <w:rFonts w:ascii="Arial" w:hAnsi="Arial" w:cs="Arial"/>
+          <w:i/>
+          <w:iCs/>
+          <w:sz w:val="22"/>
+        </w:rPr>
+        <w:t>Theories of the policy process</w:t>
+      </w:r>
+      <w:r>
+        <w:rPr>
+          <w:rFonts w:ascii="Arial" w:hAnsi="Arial" w:cs="Arial"/>
+          <w:sz w:val="22"/>
+        </w:rPr>
+        <w:t>.</w:t>
       </w:r>
       <w:r>
         <w:rPr>
@@ -3067,7 +3460,23 @@
           <w:sz w:val="22"/>
           <w:lang w:val="pt-BR"/>
         </w:rPr>
-        <w:t xml:space="preserve">HAM, Chistopher e HILL, Michael. Rumo a Teoria da Implementação? In: O processo de elaboração de políticas no Estado capitalista moderno. </w:t>
+        <w:t xml:space="preserve">HAM, Chistopher e HILL, Michael. Rumo a Teoria da Implementação? </w:t>
+      </w:r>
+      <w:r>
+        <w:rPr>
+          <w:rFonts w:ascii="Arial" w:hAnsi="Arial" w:cs="Arial"/>
+          <w:sz w:val="22"/>
+          <w:lang w:val="pt-BR"/>
+        </w:rPr>
+        <w:t xml:space="preserve">1993. </w:t>
+      </w:r>
+      <w:r>
+        <w:rPr>
+          <w:rFonts w:ascii="Arial" w:hAnsi="Arial" w:cs="Arial"/>
+          <w:sz w:val="22"/>
+          <w:lang w:val="pt-BR"/>
+        </w:rPr>
+        <w:t xml:space="preserve">In: O processo de elaboração de políticas no Estado capitalista moderno. </w:t>
       </w:r>
       <w:proofErr w:type="spellStart"/>
       <w:r>
@@ -3103,7 +3512,23 @@
           <w:sz w:val="22"/>
           <w:lang w:val="pt-BR"/>
         </w:rPr>
-        <w:t>, Londres 1993.</w:t>
+        <w:t>, Londre</w:t>
+      </w:r>
+      <w:r>
+        <w:rPr>
+          <w:rFonts w:ascii="Arial" w:hAnsi="Arial" w:cs="Arial"/>
+          <w:sz w:val="22"/>
+          <w:lang w:val="pt-BR"/>
+        </w:rPr>
+        <w:t>s</w:t>
+      </w:r>
+      <w:r>
+        <w:rPr>
+          <w:rFonts w:ascii="Arial" w:hAnsi="Arial" w:cs="Arial"/>
+          <w:sz w:val="22"/>
+          <w:lang w:val="pt-BR"/>
+        </w:rPr>
+        <w:t>.</w:t>
       </w:r>
     </w:p>
     <w:p>
@@ -3217,62 +3642,136 @@
     <w:p>
       <w:pPr>
         <w:keepLines/>
-        <w:ind w:left="283" w:hanging="283"/>
-        <w:rPr>
-          <w:rFonts w:ascii="Arial" w:hAnsi="Arial" w:cs="Arial"/>
-          <w:sz w:val="22"/>
-          <w:lang w:val="pt-BR"/>
-        </w:rPr>
-      </w:pPr>
-      <w:r>
-        <w:rPr>
-          <w:rFonts w:ascii="Arial" w:hAnsi="Arial" w:cs="Arial"/>
-          <w:sz w:val="22"/>
-          <w:lang w:val="pt-BR"/>
-        </w:rPr>
-        <w:t>STEIN, Ernesto et al. A política das políticas públicas: progresso econômico e social na América Latina. Relatório 2006. Ed. Campus, 2ª edição. Capítulo 2. Para compreender a política das políticas públicas: uma abordagem metodológica.</w:t>
+        <w:rPr>
+          <w:rFonts w:ascii="Arial" w:hAnsi="Arial" w:cs="Arial"/>
+          <w:sz w:val="22"/>
+          <w:lang w:val="pt-BR"/>
+        </w:rPr>
+      </w:pPr>
+      <w:r>
+        <w:rPr>
+          <w:rFonts w:ascii="Arial" w:hAnsi="Arial" w:cs="Arial"/>
+          <w:sz w:val="22"/>
+          <w:lang w:val="pt-BR"/>
+        </w:rPr>
+        <w:t>STEIN, Ernesto</w:t>
+      </w:r>
+      <w:r>
+        <w:rPr>
+          <w:rFonts w:ascii="Arial" w:hAnsi="Arial" w:cs="Arial"/>
+          <w:sz w:val="22"/>
+          <w:lang w:val="pt-BR"/>
+        </w:rPr>
+        <w:t>, TOMMASI, Mariano</w:t>
+      </w:r>
+      <w:r>
+        <w:rPr>
+          <w:rFonts w:ascii="Arial" w:hAnsi="Arial" w:cs="Arial"/>
+          <w:sz w:val="22"/>
+          <w:lang w:val="pt-BR"/>
+        </w:rPr>
+        <w:t>.</w:t>
+      </w:r>
+      <w:r>
+        <w:rPr>
+          <w:rFonts w:ascii="Arial" w:hAnsi="Arial" w:cs="Arial"/>
+          <w:sz w:val="22"/>
+          <w:lang w:val="pt-BR"/>
+        </w:rPr>
+        <w:t xml:space="preserve"> 2006</w:t>
+      </w:r>
+      <w:r>
+        <w:rPr>
+          <w:rFonts w:ascii="Arial" w:hAnsi="Arial" w:cs="Arial"/>
+          <w:sz w:val="22"/>
+          <w:lang w:val="pt-BR"/>
+        </w:rPr>
+        <w:t>a.</w:t>
+      </w:r>
+      <w:r>
+        <w:rPr>
+          <w:rFonts w:ascii="Arial" w:hAnsi="Arial" w:cs="Arial"/>
+          <w:sz w:val="22"/>
+          <w:lang w:val="pt-BR"/>
+        </w:rPr>
+        <w:t xml:space="preserve"> A política das políticas públicas: progresso econômico e social na América Latina.</w:t>
+      </w:r>
+      <w:r>
+        <w:rPr>
+          <w:rFonts w:ascii="Arial" w:hAnsi="Arial" w:cs="Arial"/>
+          <w:sz w:val="22"/>
+          <w:lang w:val="pt-BR"/>
+        </w:rPr>
+        <w:t xml:space="preserve"> In:</w:t>
+      </w:r>
+      <w:r>
+        <w:rPr>
+          <w:rFonts w:ascii="Arial" w:hAnsi="Arial" w:cs="Arial"/>
+          <w:sz w:val="22"/>
+          <w:lang w:val="pt-BR"/>
+        </w:rPr>
+        <w:t xml:space="preserve"> Para compreender a política das políticas públicas: uma abordagem metodológica.</w:t>
       </w:r>
     </w:p>
     <w:p>
       <w:pPr>
         <w:keepLines/>
-        <w:ind w:left="283" w:hanging="283"/>
-        <w:rPr>
-          <w:rFonts w:ascii="Arial" w:hAnsi="Arial" w:cs="Arial"/>
-          <w:sz w:val="22"/>
-          <w:lang w:val="pt-BR"/>
-        </w:rPr>
-      </w:pPr>
+        <w:rPr>
+          <w:rFonts w:ascii="Arial" w:hAnsi="Arial" w:cs="Arial"/>
+          <w:sz w:val="22"/>
+        </w:rPr>
+      </w:pPr>
+      <w:r>
+        <w:rPr>
+          <w:rFonts w:ascii="Arial" w:hAnsi="Arial" w:cs="Arial"/>
+          <w:sz w:val="22"/>
+        </w:rPr>
+        <w:lastRenderedPageBreak/>
+        <w:br/>
+      </w:r>
     </w:p>
     <w:p>
       <w:pPr>
         <w:keepLines/>
-        <w:ind w:left="283" w:hanging="283"/>
-        <w:rPr>
-          <w:rFonts w:ascii="Arial" w:hAnsi="Arial" w:cs="Arial"/>
-          <w:sz w:val="22"/>
-        </w:rPr>
-      </w:pPr>
-      <w:r>
-        <w:rPr>
-          <w:rFonts w:ascii="Arial" w:hAnsi="Arial" w:cs="Arial"/>
-          <w:sz w:val="22"/>
-        </w:rPr>
-        <w:t xml:space="preserve">* </w:t>
-      </w:r>
-      <w:r>
-        <w:rPr>
-          <w:rFonts w:ascii="Arial" w:hAnsi="Arial" w:cs="Arial"/>
-          <w:sz w:val="22"/>
-        </w:rPr>
-        <w:t>PIERSON, P. “Public policies as institutions”. In: SHAPIRO, I.; SKOWRONEK, S.; GALVIN, D. (eds.). Rethinking political institutions: the art of the state. New York University Press, 2006.</w:t>
-      </w:r>
-      <w:r>
-        <w:rPr>
-          <w:rFonts w:ascii="Arial" w:hAnsi="Arial" w:cs="Arial"/>
-          <w:sz w:val="22"/>
-        </w:rPr>
-        <w:br/>
+        <w:rPr>
+          <w:rFonts w:ascii="Arial" w:hAnsi="Arial" w:cs="Arial"/>
+          <w:sz w:val="22"/>
+        </w:rPr>
+      </w:pPr>
+      <w:r>
+        <w:rPr>
+          <w:rFonts w:ascii="Arial" w:hAnsi="Arial" w:cs="Arial"/>
+          <w:sz w:val="22"/>
+        </w:rPr>
+        <w:t xml:space="preserve">* PIERSON, P. </w:t>
+      </w:r>
+      <w:r>
+        <w:rPr>
+          <w:rFonts w:ascii="Arial" w:hAnsi="Arial" w:cs="Arial"/>
+          <w:sz w:val="22"/>
+        </w:rPr>
+        <w:t>2000</w:t>
+      </w:r>
+      <w:r>
+        <w:rPr>
+          <w:rFonts w:ascii="Arial" w:hAnsi="Arial" w:cs="Arial"/>
+          <w:sz w:val="22"/>
+        </w:rPr>
+        <w:t xml:space="preserve">. </w:t>
+      </w:r>
+      <w:r>
+        <w:rPr>
+          <w:rFonts w:ascii="Arial" w:hAnsi="Arial" w:cs="Arial"/>
+          <w:sz w:val="22"/>
+        </w:rPr>
+        <w:t xml:space="preserve">Increasing Returns, Path Dependence, and the Study of Politics. </w:t>
+      </w:r>
+      <w:r>
+        <w:rPr>
+          <w:rFonts w:ascii="Arial" w:hAnsi="Arial" w:cs="Arial"/>
+          <w:sz w:val="22"/>
+        </w:rPr>
+        <w:t>American Political Science Review, vol. 94, n. 2, June.</w:t>
       </w:r>
     </w:p>
     <w:p>
@@ -3284,57 +3783,122 @@
           <w:lang w:val="pt-BR"/>
         </w:rPr>
       </w:pPr>
-      <w:r>
-        <w:rPr>
-          <w:rFonts w:ascii="Arial" w:hAnsi="Arial" w:cs="Arial"/>
-          <w:sz w:val="22"/>
-        </w:rPr>
-        <w:t xml:space="preserve">* PIERSON, P. Increasing Returns, Path Dependence, and the Study of Politics. </w:t>
-      </w:r>
-      <w:r>
-        <w:rPr>
-          <w:rFonts w:ascii="Arial" w:hAnsi="Arial" w:cs="Arial"/>
-          <w:sz w:val="22"/>
-          <w:lang w:val="pt-BR"/>
-        </w:rPr>
-        <w:t xml:space="preserve">American </w:t>
-      </w:r>
-      <w:proofErr w:type="spellStart"/>
-      <w:r>
-        <w:rPr>
-          <w:rFonts w:ascii="Arial" w:hAnsi="Arial" w:cs="Arial"/>
-          <w:sz w:val="22"/>
-          <w:lang w:val="pt-BR"/>
-        </w:rPr>
-        <w:t>Political</w:t>
-      </w:r>
-      <w:proofErr w:type="spellEnd"/>
-      <w:r>
-        <w:rPr>
-          <w:rFonts w:ascii="Arial" w:hAnsi="Arial" w:cs="Arial"/>
-          <w:sz w:val="22"/>
-          <w:lang w:val="pt-BR"/>
-        </w:rPr>
-        <w:t xml:space="preserve"> Science Review, vol. 94, n. 2, </w:t>
-      </w:r>
-      <w:proofErr w:type="spellStart"/>
-      <w:r>
-        <w:rPr>
-          <w:rFonts w:ascii="Arial" w:hAnsi="Arial" w:cs="Arial"/>
-          <w:sz w:val="22"/>
-          <w:lang w:val="pt-BR"/>
-        </w:rPr>
-        <w:t>June</w:t>
-      </w:r>
-      <w:proofErr w:type="spellEnd"/>
-      <w:r>
-        <w:rPr>
-          <w:rFonts w:ascii="Arial" w:hAnsi="Arial" w:cs="Arial"/>
-          <w:sz w:val="22"/>
-          <w:lang w:val="pt-BR"/>
-        </w:rPr>
-        <w:t xml:space="preserve"> 2000.</w:t>
-      </w:r>
+    </w:p>
+    <w:p>
+      <w:pPr>
+        <w:keepLines/>
+        <w:rPr>
+          <w:rFonts w:ascii="Arial" w:hAnsi="Arial" w:cs="Arial"/>
+          <w:sz w:val="22"/>
+          <w:lang w:val="pt-BR"/>
+        </w:rPr>
+      </w:pPr>
+      <w:r>
+        <w:rPr>
+          <w:rFonts w:ascii="Arial" w:hAnsi="Arial" w:cs="Arial"/>
+          <w:sz w:val="22"/>
+          <w:lang w:val="pt-BR"/>
+        </w:rPr>
+        <w:t>*</w:t>
+      </w:r>
+      <w:r>
+        <w:rPr>
+          <w:rFonts w:ascii="Arial" w:hAnsi="Arial" w:cs="Arial"/>
+          <w:sz w:val="22"/>
+          <w:lang w:val="pt-BR"/>
+        </w:rPr>
+        <w:t>STEIN, Ernesto</w:t>
+      </w:r>
+      <w:r>
+        <w:rPr>
+          <w:rFonts w:ascii="Arial" w:hAnsi="Arial" w:cs="Arial"/>
+          <w:sz w:val="22"/>
+          <w:lang w:val="pt-BR"/>
+        </w:rPr>
+        <w:t>, TOMMASI, Mariano</w:t>
+      </w:r>
+      <w:r>
+        <w:rPr>
+          <w:rFonts w:ascii="Arial" w:hAnsi="Arial" w:cs="Arial"/>
+          <w:sz w:val="22"/>
+          <w:lang w:val="pt-BR"/>
+        </w:rPr>
+        <w:t>.</w:t>
+      </w:r>
+      <w:r>
+        <w:rPr>
+          <w:rFonts w:ascii="Arial" w:hAnsi="Arial" w:cs="Arial"/>
+          <w:sz w:val="22"/>
+          <w:lang w:val="pt-BR"/>
+        </w:rPr>
+        <w:t xml:space="preserve"> 2006</w:t>
+      </w:r>
+      <w:r>
+        <w:rPr>
+          <w:rFonts w:ascii="Arial" w:hAnsi="Arial" w:cs="Arial"/>
+          <w:sz w:val="22"/>
+          <w:lang w:val="pt-BR"/>
+        </w:rPr>
+        <w:t>b</w:t>
+      </w:r>
+      <w:r>
+        <w:rPr>
+          <w:rFonts w:ascii="Arial" w:hAnsi="Arial" w:cs="Arial"/>
+          <w:sz w:val="22"/>
+          <w:lang w:val="pt-BR"/>
+        </w:rPr>
+        <w:t>.</w:t>
+      </w:r>
+      <w:r>
+        <w:rPr>
+          <w:rFonts w:ascii="Arial" w:hAnsi="Arial" w:cs="Arial"/>
+          <w:sz w:val="22"/>
+          <w:lang w:val="pt-BR"/>
+        </w:rPr>
+        <w:t xml:space="preserve"> A política das políticas públicas: progresso econômico e social na América Latina.</w:t>
+      </w:r>
+      <w:r>
+        <w:rPr>
+          <w:rFonts w:ascii="Arial" w:hAnsi="Arial" w:cs="Arial"/>
+          <w:sz w:val="22"/>
+          <w:lang w:val="pt-BR"/>
+        </w:rPr>
+        <w:t xml:space="preserve"> </w:t>
+      </w:r>
+      <w:r>
+        <w:rPr>
+          <w:rFonts w:ascii="Arial" w:hAnsi="Arial" w:cs="Arial"/>
+          <w:sz w:val="22"/>
+          <w:lang w:val="pt-BR"/>
+        </w:rPr>
+        <w:t xml:space="preserve">Capítulos 2 e 6. </w:t>
+      </w:r>
+      <w:r>
+        <w:rPr>
+          <w:rFonts w:ascii="Arial" w:hAnsi="Arial" w:cs="Arial"/>
+          <w:sz w:val="22"/>
+          <w:lang w:val="pt-BR"/>
+        </w:rPr>
+        <w:t>In:</w:t>
+      </w:r>
+      <w:r>
+        <w:rPr>
+          <w:rFonts w:ascii="Arial" w:hAnsi="Arial" w:cs="Arial"/>
+          <w:sz w:val="22"/>
+          <w:lang w:val="pt-BR"/>
+        </w:rPr>
+        <w:t xml:space="preserve"> Para compreender a política das políticas públicas: uma abordagem metodológica.</w:t>
+      </w:r>
+    </w:p>
+    <w:p>
+      <w:pPr>
+        <w:keepLines/>
+        <w:rPr>
+          <w:rFonts w:ascii="Arial" w:hAnsi="Arial" w:cs="Arial"/>
+          <w:sz w:val="22"/>
+          <w:lang w:val="pt-BR"/>
+        </w:rPr>
+      </w:pPr>
     </w:p>
     <w:p>
       <w:pPr>
@@ -3363,36 +3927,6 @@
     </w:p>
     <w:p>
       <w:pPr>
-        <w:keepLines/>
-        <w:rPr>
-          <w:rFonts w:ascii="Arial" w:hAnsi="Arial" w:cs="Arial"/>
-          <w:sz w:val="22"/>
-          <w:lang w:val="pt-BR"/>
-        </w:rPr>
-      </w:pPr>
-    </w:p>
-    <w:p>
-      <w:pPr>
-        <w:keepNext/>
-        <w:rPr>
-          <w:rFonts w:ascii="Arial" w:hAnsi="Arial" w:cs="Arial"/>
-          <w:sz w:val="22"/>
-          <w:lang w:val="pt-BR"/>
-        </w:rPr>
-      </w:pPr>
-    </w:p>
-    <w:p>
-      <w:pPr>
-        <w:keepNext/>
-        <w:rPr>
-          <w:rFonts w:ascii="Arial" w:hAnsi="Arial" w:cs="Arial"/>
-          <w:sz w:val="22"/>
-          <w:lang w:val="pt-BR"/>
-        </w:rPr>
-      </w:pPr>
-    </w:p>
-    <w:p>
-      <w:pPr>
         <w:keepNext/>
         <w:rPr>
           <w:rFonts w:ascii="Arial" w:hAnsi="Arial" w:cs="Arial"/>
@@ -4526,7 +5060,6 @@
     <w:p>
       <w:pPr>
         <w:keepLines/>
-        <w:ind w:left="283" w:hanging="283"/>
         <w:rPr>
           <w:rFonts w:ascii="Arial" w:hAnsi="Arial" w:cs="Arial"/>
           <w:sz w:val="22"/>
@@ -4557,15 +5090,31 @@
           <w:sz w:val="22"/>
           <w:lang w:val="pt-BR"/>
         </w:rPr>
-        <w:t xml:space="preserve"> B.; CAVALCANTE, Pedro; TURGEON, Mathieu. Mecanismos de difusão de políticas sociais no Brasil: uma análise do Programa Saúde da Família. </w:t>
-      </w:r>
-      <w:r>
-        <w:rPr>
-          <w:rFonts w:ascii="Arial" w:hAnsi="Arial" w:cs="Arial"/>
-          <w:sz w:val="22"/>
-          <w:lang w:val="pt-BR"/>
-        </w:rPr>
-        <w:t>Revista de Sociologia e Política. Vol. 24, n. 58, jun. 2016.</w:t>
+        <w:t xml:space="preserve"> B.; CAVALCANTE, Pedro; TURGEON, Mathieu. </w:t>
+      </w:r>
+      <w:r>
+        <w:rPr>
+          <w:rFonts w:ascii="Arial" w:hAnsi="Arial" w:cs="Arial"/>
+          <w:sz w:val="22"/>
+          <w:lang w:val="pt-BR"/>
+        </w:rPr>
+        <w:t xml:space="preserve">2016. </w:t>
+      </w:r>
+      <w:r>
+        <w:rPr>
+          <w:rFonts w:ascii="Arial" w:hAnsi="Arial" w:cs="Arial"/>
+          <w:sz w:val="22"/>
+          <w:lang w:val="pt-BR"/>
+        </w:rPr>
+        <w:t xml:space="preserve">Mecanismos de difusão de políticas sociais no Brasil: uma análise do Programa Saúde da Família. </w:t>
+      </w:r>
+      <w:r>
+        <w:rPr>
+          <w:rFonts w:ascii="Arial" w:hAnsi="Arial" w:cs="Arial"/>
+          <w:sz w:val="22"/>
+          <w:lang w:val="pt-BR"/>
+        </w:rPr>
+        <w:t>Revista de Sociologia e Política. Vol. 24, n. 58, jun.</w:t>
       </w:r>
       <w:r>
         <w:rPr>
@@ -4590,7 +5139,31 @@
           <w:sz w:val="22"/>
           <w:lang w:val="pt-BR"/>
         </w:rPr>
-        <w:t xml:space="preserve">* WAMPLER, Brian. A difusão do Orçamento Participativo brasileiro: “boas práticas” devem ser promovidas? </w:t>
+        <w:t xml:space="preserve">*WAMPLER, Brian. </w:t>
+      </w:r>
+      <w:r>
+        <w:rPr>
+          <w:rFonts w:ascii="Arial" w:hAnsi="Arial" w:cs="Arial"/>
+          <w:sz w:val="22"/>
+          <w:lang w:val="pt-BR"/>
+        </w:rPr>
+        <w:t>2008</w:t>
+      </w:r>
+      <w:r>
+        <w:rPr>
+          <w:rFonts w:ascii="Arial" w:hAnsi="Arial" w:cs="Arial"/>
+          <w:sz w:val="22"/>
+          <w:lang w:val="pt-BR"/>
+        </w:rPr>
+        <w:t xml:space="preserve">. </w:t>
+      </w:r>
+      <w:r>
+        <w:rPr>
+          <w:rFonts w:ascii="Arial" w:hAnsi="Arial" w:cs="Arial"/>
+          <w:sz w:val="22"/>
+          <w:lang w:val="pt-BR"/>
+        </w:rPr>
+        <w:t xml:space="preserve">A difusão do Orçamento Participativo brasileiro: “boas práticas” devem ser promovidas? </w:t>
       </w:r>
       <w:proofErr w:type="spellStart"/>
       <w:r>
@@ -4606,7 +5179,7 @@
           <w:rFonts w:ascii="Arial" w:hAnsi="Arial" w:cs="Arial"/>
           <w:sz w:val="22"/>
         </w:rPr>
-        <w:t xml:space="preserve"> Pública, vol. 14, nº 1, p. 65-95. Campinas, 2008.</w:t>
+        <w:t xml:space="preserve"> Pública, vol. 14, nº 1, p. 65-95. Campinas.</w:t>
       </w:r>
     </w:p>
     <w:p>
@@ -4633,7 +5206,7 @@
           <w:rFonts w:ascii="Arial" w:hAnsi="Arial" w:cs="Arial"/>
           <w:sz w:val="22"/>
         </w:rPr>
-        <w:t xml:space="preserve">* COÊLHO, Denilson B. Political Competition and the Diffusion of Conditional Cash Transfers in Brazil. </w:t>
+        <w:t xml:space="preserve">*COÊLHO, Denilson B. Political Competition and the Diffusion of Conditional Cash Transfers in Brazil. </w:t>
       </w:r>
       <w:proofErr w:type="spellStart"/>
       <w:r>
@@ -4773,6 +5346,14 @@
         </w:rPr>
         <w:t xml:space="preserve">ROCHA, Carlos Vasconcelos. </w:t>
       </w:r>
+      <w:r>
+        <w:rPr>
+          <w:rFonts w:ascii="Arial" w:hAnsi="Arial" w:cs="Arial"/>
+          <w:sz w:val="22"/>
+          <w:lang w:val="pt-BR"/>
+        </w:rPr>
+        <w:t xml:space="preserve">2005. </w:t>
+      </w:r>
       <w:proofErr w:type="spellStart"/>
       <w:r>
         <w:rPr>
@@ -4807,7 +5388,7 @@
           <w:sz w:val="22"/>
           <w:lang w:val="pt-BR"/>
         </w:rPr>
-        <w:t xml:space="preserve"> - Revista de Ciências Sociais, v. 5, n. 1, jan.-jun. 2005.</w:t>
+        <w:t xml:space="preserve"> - Revista de Ciências Sociais, v. 5, n. 1, jan.-jun.</w:t>
       </w:r>
       <w:r>
         <w:rPr>
@@ -7039,7 +7620,6 @@
   <w:style w:type="character" w:default="1" w:styleId="DefaultParagraphFont">
     <w:name w:val="Default Paragraph Font"/>
     <w:uiPriority w:val="1"/>
-    <w:semiHidden/>
     <w:unhideWhenUsed/>
   </w:style>
   <w:style w:type="table" w:default="1" w:styleId="TableNormal">

--- a/EMENTA/Ementa_Fundamentos-de-Politicas-Publicas_2026.2.docx
+++ b/EMENTA/Ementa_Fundamentos-de-Politicas-Publicas_2026.2.docx
@@ -318,17 +318,30 @@
         </w:rPr>
         <w:t xml:space="preserve">: </w:t>
       </w:r>
-      <w:hyperlink r:id="rId9" w:history="1">
-        <w:r>
-          <w:rPr>
-            <w:rStyle w:val="Hyperlink"/>
-            <w:rFonts w:ascii="Arial" w:hAnsi="Arial" w:cs="Arial"/>
-            <w:sz w:val="22"/>
-            <w:lang w:val="pt-BR"/>
-          </w:rPr>
-          <w:t>https://github.com/robertvidigal/FPP2026.2</w:t>
-        </w:r>
-      </w:hyperlink>
+      <w:r>
+        <w:fldChar w:fldCharType="begin"/>
+      </w:r>
+      <w:r>
+        <w:rPr>
+          <w:lang w:val="pt-BR"/>
+        </w:rPr>
+        <w:instrText>HYPERLINK "https://github.com/robertvidigal/FPP2026.2"</w:instrText>
+      </w:r>
+      <w:r>
+        <w:fldChar w:fldCharType="separate"/>
+      </w:r>
+      <w:r>
+        <w:rPr>
+          <w:rStyle w:val="Hyperlink"/>
+          <w:rFonts w:ascii="Arial" w:hAnsi="Arial" w:cs="Arial"/>
+          <w:sz w:val="22"/>
+          <w:lang w:val="pt-BR"/>
+        </w:rPr>
+        <w:t>https://github.com/robertvidigal/FPP2026.2</w:t>
+      </w:r>
+      <w:r>
+        <w:fldChar w:fldCharType="end"/>
+      </w:r>
       <w:r>
         <w:rPr>
           <w:rFonts w:ascii="Arial" w:hAnsi="Arial" w:cs="Arial"/>
@@ -366,7 +379,7 @@
         </w:rPr>
         <w:t xml:space="preserve">: </w:t>
       </w:r>
-      <w:hyperlink r:id="rId10" w:history="1">
+      <w:hyperlink r:id="rId9" w:history="1">
         <w:r>
           <w:rPr>
             <w:rStyle w:val="Hyperlink"/>
@@ -422,6 +435,14 @@
           <w:sz w:val="22"/>
           <w:lang w:val="pt-BR"/>
         </w:rPr>
+        <w:tab/>
+      </w:r>
+      <w:r>
+        <w:rPr>
+          <w:rFonts w:ascii="Arial" w:hAnsi="Arial"/>
+          <w:sz w:val="22"/>
+          <w:lang w:val="pt-BR"/>
+        </w:rPr>
         <w:br/>
       </w:r>
       <w:r>
@@ -1717,7 +1738,7 @@
         </w:rPr>
         <w:t xml:space="preserve">Os textos da disciplina serão disponibilizados em formato digital no seguinte endereço: </w:t>
       </w:r>
-      <w:hyperlink r:id="rId11" w:history="1">
+      <w:hyperlink r:id="rId10" w:history="1">
         <w:r>
           <w:rPr>
             <w:rStyle w:val="Hyperlink"/>
@@ -2593,6 +2614,7 @@
         <w:rPr>
           <w:rFonts w:ascii="Arial" w:hAnsi="Arial" w:cs="Arial"/>
           <w:sz w:val="22"/>
+          <w:lang w:val="pt-BR"/>
         </w:rPr>
         <w:t>*</w:t>
       </w:r>
@@ -2602,26 +2624,31 @@
           <w:color w:val="222222"/>
           <w:sz w:val="22"/>
           <w:shd w:val="clear" w:color="auto" w:fill="FFFFFF"/>
-        </w:rPr>
-        <w:t>HERWEG</w:t>
-      </w:r>
+          <w:lang w:val="pt-BR"/>
+        </w:rPr>
+        <w:t xml:space="preserve">HERWEG, N., ZAHARIADIS, N. </w:t>
+      </w:r>
+      <w:proofErr w:type="spellStart"/>
       <w:r>
         <w:rPr>
           <w:rFonts w:ascii="Arial" w:hAnsi="Arial" w:cs="Arial"/>
           <w:color w:val="222222"/>
           <w:sz w:val="22"/>
           <w:shd w:val="clear" w:color="auto" w:fill="FFFFFF"/>
-        </w:rPr>
-        <w:t xml:space="preserve">, N., </w:t>
-      </w:r>
+          <w:lang w:val="pt-BR"/>
+        </w:rPr>
+        <w:t>and</w:t>
+      </w:r>
+      <w:proofErr w:type="spellEnd"/>
       <w:r>
         <w:rPr>
           <w:rFonts w:ascii="Arial" w:hAnsi="Arial" w:cs="Arial"/>
           <w:color w:val="222222"/>
           <w:sz w:val="22"/>
           <w:shd w:val="clear" w:color="auto" w:fill="FFFFFF"/>
-        </w:rPr>
-        <w:t>ZAHARIADIS</w:t>
+          <w:lang w:val="pt-BR"/>
+        </w:rPr>
+        <w:t xml:space="preserve"> ZOHLNHÖFER, R., 2023. </w:t>
       </w:r>
       <w:r>
         <w:rPr>
@@ -2630,44 +2657,9 @@
           <w:sz w:val="22"/>
           <w:shd w:val="clear" w:color="auto" w:fill="FFFFFF"/>
         </w:rPr>
-        <w:t xml:space="preserve">, N. and </w:t>
-      </w:r>
-      <w:r>
-        <w:rPr>
-          <w:rFonts w:ascii="Arial" w:hAnsi="Arial" w:cs="Arial"/>
-          <w:color w:val="222222"/>
-          <w:sz w:val="22"/>
-          <w:shd w:val="clear" w:color="auto" w:fill="FFFFFF"/>
-        </w:rPr>
-        <w:t>ZOHLNHÖFER</w:t>
-      </w:r>
-      <w:r>
-        <w:rPr>
-          <w:rFonts w:ascii="Arial" w:hAnsi="Arial" w:cs="Arial"/>
-          <w:color w:val="222222"/>
-          <w:sz w:val="22"/>
-          <w:shd w:val="clear" w:color="auto" w:fill="FFFFFF"/>
-        </w:rPr>
-        <w:t xml:space="preserve">, R., </w:t>
-      </w:r>
-      <w:r>
-        <w:rPr>
-          <w:rFonts w:ascii="Arial" w:hAnsi="Arial" w:cs="Arial"/>
-          <w:color w:val="222222"/>
-          <w:sz w:val="22"/>
-          <w:shd w:val="clear" w:color="auto" w:fill="FFFFFF"/>
-        </w:rPr>
-        <w:t>2023</w:t>
-      </w:r>
-      <w:r>
-        <w:rPr>
-          <w:rFonts w:ascii="Arial" w:hAnsi="Arial" w:cs="Arial"/>
-          <w:color w:val="222222"/>
-          <w:sz w:val="22"/>
-          <w:shd w:val="clear" w:color="auto" w:fill="FFFFFF"/>
-        </w:rPr>
-        <w:t>. The multiple streams framework: Foundations, refinements, and empirical applications. </w:t>
-      </w:r>
+        <w:t>The multiple streams framework: Foundations, refinements, and empirical applications. </w:t>
+      </w:r>
+      <w:proofErr w:type="spellStart"/>
       <w:r>
         <w:rPr>
           <w:rFonts w:ascii="Arial" w:hAnsi="Arial" w:cs="Arial"/>
@@ -2676,15 +2668,122 @@
           <w:color w:val="222222"/>
           <w:sz w:val="22"/>
           <w:shd w:val="clear" w:color="auto" w:fill="FFFFFF"/>
-        </w:rPr>
-        <w:t>Theories of the policy process</w:t>
-      </w:r>
-      <w:r>
-        <w:rPr>
-          <w:rFonts w:ascii="Arial" w:hAnsi="Arial" w:cs="Arial"/>
+          <w:lang w:val="pt-BR"/>
+        </w:rPr>
+        <w:t>Theories</w:t>
+      </w:r>
+      <w:proofErr w:type="spellEnd"/>
+      <w:r>
+        <w:rPr>
+          <w:rFonts w:ascii="Arial" w:hAnsi="Arial" w:cs="Arial"/>
+          <w:i/>
+          <w:iCs/>
           <w:color w:val="222222"/>
           <w:sz w:val="22"/>
           <w:shd w:val="clear" w:color="auto" w:fill="FFFFFF"/>
+          <w:lang w:val="pt-BR"/>
+        </w:rPr>
+        <w:t xml:space="preserve"> </w:t>
+      </w:r>
+      <w:proofErr w:type="spellStart"/>
+      <w:r>
+        <w:rPr>
+          <w:rFonts w:ascii="Arial" w:hAnsi="Arial" w:cs="Arial"/>
+          <w:i/>
+          <w:iCs/>
+          <w:color w:val="222222"/>
+          <w:sz w:val="22"/>
+          <w:shd w:val="clear" w:color="auto" w:fill="FFFFFF"/>
+          <w:lang w:val="pt-BR"/>
+        </w:rPr>
+        <w:t>of</w:t>
+      </w:r>
+      <w:proofErr w:type="spellEnd"/>
+      <w:r>
+        <w:rPr>
+          <w:rFonts w:ascii="Arial" w:hAnsi="Arial" w:cs="Arial"/>
+          <w:i/>
+          <w:iCs/>
+          <w:color w:val="222222"/>
+          <w:sz w:val="22"/>
+          <w:shd w:val="clear" w:color="auto" w:fill="FFFFFF"/>
+          <w:lang w:val="pt-BR"/>
+        </w:rPr>
+        <w:t xml:space="preserve"> </w:t>
+      </w:r>
+      <w:proofErr w:type="spellStart"/>
+      <w:r>
+        <w:rPr>
+          <w:rFonts w:ascii="Arial" w:hAnsi="Arial" w:cs="Arial"/>
+          <w:i/>
+          <w:iCs/>
+          <w:color w:val="222222"/>
+          <w:sz w:val="22"/>
+          <w:shd w:val="clear" w:color="auto" w:fill="FFFFFF"/>
+          <w:lang w:val="pt-BR"/>
+        </w:rPr>
+        <w:t>the</w:t>
+      </w:r>
+      <w:proofErr w:type="spellEnd"/>
+      <w:r>
+        <w:rPr>
+          <w:rFonts w:ascii="Arial" w:hAnsi="Arial" w:cs="Arial"/>
+          <w:i/>
+          <w:iCs/>
+          <w:color w:val="222222"/>
+          <w:sz w:val="22"/>
+          <w:shd w:val="clear" w:color="auto" w:fill="FFFFFF"/>
+          <w:lang w:val="pt-BR"/>
+        </w:rPr>
+        <w:t xml:space="preserve"> </w:t>
+      </w:r>
+      <w:proofErr w:type="spellStart"/>
+      <w:r>
+        <w:rPr>
+          <w:rFonts w:ascii="Arial" w:hAnsi="Arial" w:cs="Arial"/>
+          <w:i/>
+          <w:iCs/>
+          <w:color w:val="222222"/>
+          <w:sz w:val="22"/>
+          <w:shd w:val="clear" w:color="auto" w:fill="FFFFFF"/>
+          <w:lang w:val="pt-BR"/>
+        </w:rPr>
+        <w:t>policy</w:t>
+      </w:r>
+      <w:proofErr w:type="spellEnd"/>
+      <w:r>
+        <w:rPr>
+          <w:rFonts w:ascii="Arial" w:hAnsi="Arial" w:cs="Arial"/>
+          <w:i/>
+          <w:iCs/>
+          <w:color w:val="222222"/>
+          <w:sz w:val="22"/>
+          <w:shd w:val="clear" w:color="auto" w:fill="FFFFFF"/>
+          <w:lang w:val="pt-BR"/>
+        </w:rPr>
+        <w:t xml:space="preserve"> </w:t>
+      </w:r>
+      <w:proofErr w:type="spellStart"/>
+      <w:r>
+        <w:rPr>
+          <w:rFonts w:ascii="Arial" w:hAnsi="Arial" w:cs="Arial"/>
+          <w:i/>
+          <w:iCs/>
+          <w:color w:val="222222"/>
+          <w:sz w:val="22"/>
+          <w:shd w:val="clear" w:color="auto" w:fill="FFFFFF"/>
+          <w:lang w:val="pt-BR"/>
+        </w:rPr>
+        <w:t>process</w:t>
+      </w:r>
+      <w:proofErr w:type="spellEnd"/>
+      <w:r>
+        <w:rPr>
+          <w:rFonts w:ascii="Arial" w:hAnsi="Arial" w:cs="Arial"/>
+          <w:color w:val="222222"/>
+          <w:sz w:val="22"/>
+          <w:shd w:val="clear" w:color="auto" w:fill="FFFFFF"/>
+          <w:lang w:val="pt-BR"/>
         </w:rPr>
         <w:t>.</w:t>
       </w:r>
@@ -2827,50 +2926,34 @@
         <w:rPr>
           <w:rFonts w:ascii="Arial" w:hAnsi="Arial" w:cs="Arial"/>
           <w:sz w:val="22"/>
-        </w:rPr>
-        <w:t>*</w:t>
-      </w:r>
-      <w:r>
-        <w:rPr>
-          <w:rFonts w:ascii="Arial" w:hAnsi="Arial" w:cs="Arial"/>
-          <w:sz w:val="22"/>
-        </w:rPr>
-        <w:t>JONES</w:t>
-      </w:r>
-      <w:r>
-        <w:rPr>
-          <w:rFonts w:ascii="Arial" w:hAnsi="Arial" w:cs="Arial"/>
-          <w:sz w:val="22"/>
-        </w:rPr>
-        <w:t xml:space="preserve">, B.D., </w:t>
-      </w:r>
-      <w:r>
-        <w:rPr>
-          <w:rFonts w:ascii="Arial" w:hAnsi="Arial" w:cs="Arial"/>
-          <w:sz w:val="22"/>
-        </w:rPr>
-        <w:t>BAUMGARTNER</w:t>
-      </w:r>
-      <w:r>
-        <w:rPr>
-          <w:rFonts w:ascii="Arial" w:hAnsi="Arial" w:cs="Arial"/>
-          <w:sz w:val="22"/>
-        </w:rPr>
-        <w:t xml:space="preserve">, F.R. and </w:t>
-      </w:r>
-      <w:r>
-        <w:rPr>
-          <w:rFonts w:ascii="Arial" w:hAnsi="Arial" w:cs="Arial"/>
-          <w:sz w:val="22"/>
-        </w:rPr>
-        <w:t>TRUE</w:t>
-      </w:r>
-      <w:r>
-        <w:rPr>
-          <w:rFonts w:ascii="Arial" w:hAnsi="Arial" w:cs="Arial"/>
-          <w:sz w:val="22"/>
-        </w:rPr>
-        <w:t>, J.L., 1998. Policy punctuations: US budget authority, 1947-1995. </w:t>
+          <w:lang w:val="pt-BR"/>
+        </w:rPr>
+        <w:t xml:space="preserve">*JONES, B.D., BAUMGARTNER, F.R. </w:t>
+      </w:r>
+      <w:proofErr w:type="spellStart"/>
+      <w:r>
+        <w:rPr>
+          <w:rFonts w:ascii="Arial" w:hAnsi="Arial" w:cs="Arial"/>
+          <w:sz w:val="22"/>
+          <w:lang w:val="pt-BR"/>
+        </w:rPr>
+        <w:t>and</w:t>
+      </w:r>
+      <w:proofErr w:type="spellEnd"/>
+      <w:r>
+        <w:rPr>
+          <w:rFonts w:ascii="Arial" w:hAnsi="Arial" w:cs="Arial"/>
+          <w:sz w:val="22"/>
+          <w:lang w:val="pt-BR"/>
+        </w:rPr>
+        <w:t xml:space="preserve"> TRUE, J.L., 1998. </w:t>
+      </w:r>
+      <w:r>
+        <w:rPr>
+          <w:rFonts w:ascii="Arial" w:hAnsi="Arial" w:cs="Arial"/>
+          <w:sz w:val="22"/>
+        </w:rPr>
+        <w:t>Policy punctuations: US budget authority, 1947-1995. </w:t>
       </w:r>
       <w:r>
         <w:rPr>
@@ -2939,42 +3022,7 @@
           <w:rFonts w:ascii="Arial" w:hAnsi="Arial" w:cs="Arial"/>
           <w:sz w:val="22"/>
         </w:rPr>
-        <w:t>BAUMGARTNER</w:t>
-      </w:r>
-      <w:r>
-        <w:rPr>
-          <w:rFonts w:ascii="Arial" w:hAnsi="Arial" w:cs="Arial"/>
-          <w:sz w:val="22"/>
-        </w:rPr>
-        <w:t xml:space="preserve">, F.R., </w:t>
-      </w:r>
-      <w:r>
-        <w:rPr>
-          <w:rFonts w:ascii="Arial" w:hAnsi="Arial" w:cs="Arial"/>
-          <w:sz w:val="22"/>
-        </w:rPr>
-        <w:t>JONES</w:t>
-      </w:r>
-      <w:r>
-        <w:rPr>
-          <w:rFonts w:ascii="Arial" w:hAnsi="Arial" w:cs="Arial"/>
-          <w:sz w:val="22"/>
-        </w:rPr>
-        <w:t xml:space="preserve">, B.D. and </w:t>
-      </w:r>
-      <w:r>
-        <w:rPr>
-          <w:rFonts w:ascii="Arial" w:hAnsi="Arial" w:cs="Arial"/>
-          <w:sz w:val="22"/>
-        </w:rPr>
-        <w:t>MORTENSEN</w:t>
-      </w:r>
-      <w:r>
-        <w:rPr>
-          <w:rFonts w:ascii="Arial" w:hAnsi="Arial" w:cs="Arial"/>
-          <w:sz w:val="22"/>
-        </w:rPr>
-        <w:t xml:space="preserve">, P.B., </w:t>
+        <w:t xml:space="preserve">BAUMGARTNER, F.R., JONES, B.D. and MORTENSEN, P.B., </w:t>
       </w:r>
       <w:r>
         <w:rPr>
@@ -2990,19 +3038,111 @@
         </w:rPr>
         <w:t>. Punctuated equilibrium theory: Explaining stability and change in public policymaking. </w:t>
       </w:r>
+      <w:proofErr w:type="spellStart"/>
       <w:r>
         <w:rPr>
           <w:rFonts w:ascii="Arial" w:hAnsi="Arial" w:cs="Arial"/>
           <w:i/>
           <w:iCs/>
           <w:sz w:val="22"/>
-        </w:rPr>
-        <w:t>Theories of the policy process</w:t>
-      </w:r>
-      <w:r>
-        <w:rPr>
-          <w:rFonts w:ascii="Arial" w:hAnsi="Arial" w:cs="Arial"/>
-          <w:sz w:val="22"/>
+          <w:lang w:val="pt-BR"/>
+        </w:rPr>
+        <w:t>Theories</w:t>
+      </w:r>
+      <w:proofErr w:type="spellEnd"/>
+      <w:r>
+        <w:rPr>
+          <w:rFonts w:ascii="Arial" w:hAnsi="Arial" w:cs="Arial"/>
+          <w:i/>
+          <w:iCs/>
+          <w:sz w:val="22"/>
+          <w:lang w:val="pt-BR"/>
+        </w:rPr>
+        <w:t xml:space="preserve"> </w:t>
+      </w:r>
+      <w:proofErr w:type="spellStart"/>
+      <w:r>
+        <w:rPr>
+          <w:rFonts w:ascii="Arial" w:hAnsi="Arial" w:cs="Arial"/>
+          <w:i/>
+          <w:iCs/>
+          <w:sz w:val="22"/>
+          <w:lang w:val="pt-BR"/>
+        </w:rPr>
+        <w:t>of</w:t>
+      </w:r>
+      <w:proofErr w:type="spellEnd"/>
+      <w:r>
+        <w:rPr>
+          <w:rFonts w:ascii="Arial" w:hAnsi="Arial" w:cs="Arial"/>
+          <w:i/>
+          <w:iCs/>
+          <w:sz w:val="22"/>
+          <w:lang w:val="pt-BR"/>
+        </w:rPr>
+        <w:t xml:space="preserve"> </w:t>
+      </w:r>
+      <w:proofErr w:type="spellStart"/>
+      <w:r>
+        <w:rPr>
+          <w:rFonts w:ascii="Arial" w:hAnsi="Arial" w:cs="Arial"/>
+          <w:i/>
+          <w:iCs/>
+          <w:sz w:val="22"/>
+          <w:lang w:val="pt-BR"/>
+        </w:rPr>
+        <w:t>the</w:t>
+      </w:r>
+      <w:proofErr w:type="spellEnd"/>
+      <w:r>
+        <w:rPr>
+          <w:rFonts w:ascii="Arial" w:hAnsi="Arial" w:cs="Arial"/>
+          <w:i/>
+          <w:iCs/>
+          <w:sz w:val="22"/>
+          <w:lang w:val="pt-BR"/>
+        </w:rPr>
+        <w:t xml:space="preserve"> </w:t>
+      </w:r>
+      <w:proofErr w:type="spellStart"/>
+      <w:r>
+        <w:rPr>
+          <w:rFonts w:ascii="Arial" w:hAnsi="Arial" w:cs="Arial"/>
+          <w:i/>
+          <w:iCs/>
+          <w:sz w:val="22"/>
+          <w:lang w:val="pt-BR"/>
+        </w:rPr>
+        <w:t>policy</w:t>
+      </w:r>
+      <w:proofErr w:type="spellEnd"/>
+      <w:r>
+        <w:rPr>
+          <w:rFonts w:ascii="Arial" w:hAnsi="Arial" w:cs="Arial"/>
+          <w:i/>
+          <w:iCs/>
+          <w:sz w:val="22"/>
+          <w:lang w:val="pt-BR"/>
+        </w:rPr>
+        <w:t xml:space="preserve"> </w:t>
+      </w:r>
+      <w:proofErr w:type="spellStart"/>
+      <w:r>
+        <w:rPr>
+          <w:rFonts w:ascii="Arial" w:hAnsi="Arial" w:cs="Arial"/>
+          <w:i/>
+          <w:iCs/>
+          <w:sz w:val="22"/>
+          <w:lang w:val="pt-BR"/>
+        </w:rPr>
+        <w:t>process</w:t>
+      </w:r>
+      <w:proofErr w:type="spellEnd"/>
+      <w:r>
+        <w:rPr>
+          <w:rFonts w:ascii="Arial" w:hAnsi="Arial" w:cs="Arial"/>
+          <w:sz w:val="22"/>
+          <w:lang w:val="pt-BR"/>
         </w:rPr>
         <w:t>.</w:t>
       </w:r>
@@ -3719,12 +3859,14 @@
         <w:rPr>
           <w:rFonts w:ascii="Arial" w:hAnsi="Arial" w:cs="Arial"/>
           <w:sz w:val="22"/>
-        </w:rPr>
-      </w:pPr>
-      <w:r>
-        <w:rPr>
-          <w:rFonts w:ascii="Arial" w:hAnsi="Arial" w:cs="Arial"/>
-          <w:sz w:val="22"/>
+          <w:lang w:val="pt-BR"/>
+        </w:rPr>
+      </w:pPr>
+      <w:r>
+        <w:rPr>
+          <w:rFonts w:ascii="Arial" w:hAnsi="Arial" w:cs="Arial"/>
+          <w:sz w:val="22"/>
+          <w:lang w:val="pt-BR"/>
         </w:rPr>
         <w:lastRenderedPageBreak/>
         <w:br/>
@@ -3743,21 +3885,14 @@
           <w:rFonts w:ascii="Arial" w:hAnsi="Arial" w:cs="Arial"/>
           <w:sz w:val="22"/>
         </w:rPr>
-        <w:t xml:space="preserve">* PIERSON, P. </w:t>
-      </w:r>
-      <w:r>
-        <w:rPr>
-          <w:rFonts w:ascii="Arial" w:hAnsi="Arial" w:cs="Arial"/>
-          <w:sz w:val="22"/>
-        </w:rPr>
-        <w:t>2000</w:t>
-      </w:r>
-      <w:r>
-        <w:rPr>
-          <w:rFonts w:ascii="Arial" w:hAnsi="Arial" w:cs="Arial"/>
-          <w:sz w:val="22"/>
-        </w:rPr>
-        <w:t xml:space="preserve">. </w:t>
+        <w:t xml:space="preserve">*PIERSON, P. </w:t>
+      </w:r>
+      <w:r>
+        <w:rPr>
+          <w:rFonts w:ascii="Arial" w:hAnsi="Arial" w:cs="Arial"/>
+          <w:sz w:val="22"/>
+        </w:rPr>
+        <w:t xml:space="preserve">2000. </w:t>
       </w:r>
       <w:r>
         <w:rPr>
@@ -3780,7 +3915,6 @@
         <w:rPr>
           <w:rFonts w:ascii="Arial" w:hAnsi="Arial" w:cs="Arial"/>
           <w:sz w:val="22"/>
-          <w:lang w:val="pt-BR"/>
         </w:rPr>
       </w:pPr>
     </w:p>
@@ -3797,57 +3931,16 @@
         <w:rPr>
           <w:rFonts w:ascii="Arial" w:hAnsi="Arial" w:cs="Arial"/>
           <w:sz w:val="22"/>
-          <w:lang w:val="pt-BR"/>
-        </w:rPr>
-        <w:t>*</w:t>
-      </w:r>
-      <w:r>
-        <w:rPr>
-          <w:rFonts w:ascii="Arial" w:hAnsi="Arial" w:cs="Arial"/>
-          <w:sz w:val="22"/>
-          <w:lang w:val="pt-BR"/>
-        </w:rPr>
-        <w:t>STEIN, Ernesto</w:t>
-      </w:r>
-      <w:r>
-        <w:rPr>
-          <w:rFonts w:ascii="Arial" w:hAnsi="Arial" w:cs="Arial"/>
-          <w:sz w:val="22"/>
-          <w:lang w:val="pt-BR"/>
-        </w:rPr>
-        <w:t>, TOMMASI, Mariano</w:t>
-      </w:r>
-      <w:r>
-        <w:rPr>
-          <w:rFonts w:ascii="Arial" w:hAnsi="Arial" w:cs="Arial"/>
-          <w:sz w:val="22"/>
-          <w:lang w:val="pt-BR"/>
-        </w:rPr>
-        <w:t>.</w:t>
-      </w:r>
-      <w:r>
-        <w:rPr>
-          <w:rFonts w:ascii="Arial" w:hAnsi="Arial" w:cs="Arial"/>
-          <w:sz w:val="22"/>
-          <w:lang w:val="pt-BR"/>
-        </w:rPr>
-        <w:t xml:space="preserve"> 2006</w:t>
-      </w:r>
-      <w:r>
-        <w:rPr>
-          <w:rFonts w:ascii="Arial" w:hAnsi="Arial" w:cs="Arial"/>
-          <w:sz w:val="22"/>
-          <w:lang w:val="pt-BR"/>
-        </w:rPr>
-        <w:t>b</w:t>
-      </w:r>
-      <w:r>
-        <w:rPr>
-          <w:rFonts w:ascii="Arial" w:hAnsi="Arial" w:cs="Arial"/>
-          <w:sz w:val="22"/>
-          <w:lang w:val="pt-BR"/>
-        </w:rPr>
-        <w:t>.</w:t>
+        </w:rPr>
+        <w:t xml:space="preserve">*STEIN, Ernesto, TOMMASI, Mariano. </w:t>
+      </w:r>
+      <w:r>
+        <w:rPr>
+          <w:rFonts w:ascii="Arial" w:hAnsi="Arial" w:cs="Arial"/>
+          <w:sz w:val="22"/>
+          <w:lang w:val="pt-BR"/>
+        </w:rPr>
+        <w:t>2006b.</w:t>
       </w:r>
       <w:r>
         <w:rPr>
@@ -3863,23 +3956,7 @@
           <w:sz w:val="22"/>
           <w:lang w:val="pt-BR"/>
         </w:rPr>
-        <w:t xml:space="preserve"> </w:t>
-      </w:r>
-      <w:r>
-        <w:rPr>
-          <w:rFonts w:ascii="Arial" w:hAnsi="Arial" w:cs="Arial"/>
-          <w:sz w:val="22"/>
-          <w:lang w:val="pt-BR"/>
-        </w:rPr>
-        <w:t xml:space="preserve">Capítulos 2 e 6. </w:t>
-      </w:r>
-      <w:r>
-        <w:rPr>
-          <w:rFonts w:ascii="Arial" w:hAnsi="Arial" w:cs="Arial"/>
-          <w:sz w:val="22"/>
-          <w:lang w:val="pt-BR"/>
-        </w:rPr>
-        <w:t>In:</w:t>
+        <w:t xml:space="preserve"> Capítulos 2 e 6. In:</w:t>
       </w:r>
       <w:r>
         <w:rPr>
@@ -5147,15 +5224,7 @@
           <w:sz w:val="22"/>
           <w:lang w:val="pt-BR"/>
         </w:rPr>
-        <w:t>2008</w:t>
-      </w:r>
-      <w:r>
-        <w:rPr>
-          <w:rFonts w:ascii="Arial" w:hAnsi="Arial" w:cs="Arial"/>
-          <w:sz w:val="22"/>
-          <w:lang w:val="pt-BR"/>
-        </w:rPr>
-        <w:t xml:space="preserve">. </w:t>
+        <w:t xml:space="preserve">2008. </w:t>
       </w:r>
       <w:r>
         <w:rPr>
@@ -6576,8 +6645,8 @@
       </w:pPr>
     </w:p>
     <w:sectPr>
-      <w:headerReference w:type="default" r:id="rId12"/>
-      <w:footerReference w:type="default" r:id="rId13"/>
+      <w:headerReference w:type="default" r:id="rId11"/>
+      <w:footerReference w:type="default" r:id="rId12"/>
       <w:pgSz w:w="11906" w:h="16838"/>
       <w:pgMar w:top="907" w:right="1134" w:bottom="850" w:left="1247" w:header="397" w:footer="397" w:gutter="0"/>
       <w:cols w:space="720"/>
@@ -7620,6 +7689,7 @@
   <w:style w:type="character" w:default="1" w:styleId="DefaultParagraphFont">
     <w:name w:val="Default Paragraph Font"/>
     <w:uiPriority w:val="1"/>
+    <w:semiHidden/>
     <w:unhideWhenUsed/>
   </w:style>
   <w:style w:type="table" w:default="1" w:styleId="TableNormal">

--- a/EMENTA/Ementa_Fundamentos-de-Politicas-Publicas_2026.2.docx
+++ b/EMENTA/Ementa_Fundamentos-de-Politicas-Publicas_2026.2.docx
@@ -318,30 +318,17 @@
         </w:rPr>
         <w:t xml:space="preserve">: </w:t>
       </w:r>
-      <w:r>
-        <w:fldChar w:fldCharType="begin"/>
-      </w:r>
-      <w:r>
-        <w:rPr>
-          <w:lang w:val="pt-BR"/>
-        </w:rPr>
-        <w:instrText>HYPERLINK "https://github.com/robertvidigal/FPP2026.2"</w:instrText>
-      </w:r>
-      <w:r>
-        <w:fldChar w:fldCharType="separate"/>
-      </w:r>
-      <w:r>
-        <w:rPr>
-          <w:rStyle w:val="Hyperlink"/>
-          <w:rFonts w:ascii="Arial" w:hAnsi="Arial" w:cs="Arial"/>
-          <w:sz w:val="22"/>
-          <w:lang w:val="pt-BR"/>
-        </w:rPr>
-        <w:t>https://github.com/robertvidigal/FPP2026.2</w:t>
-      </w:r>
-      <w:r>
-        <w:fldChar w:fldCharType="end"/>
-      </w:r>
+      <w:hyperlink r:id="rId9" w:history="1">
+        <w:r>
+          <w:rPr>
+            <w:rStyle w:val="Hyperlink"/>
+            <w:rFonts w:ascii="Arial" w:hAnsi="Arial" w:cs="Arial"/>
+            <w:sz w:val="22"/>
+            <w:lang w:val="pt-BR"/>
+          </w:rPr>
+          <w:t>https://github.com/robertvidigal/FPP2026.2</w:t>
+        </w:r>
+      </w:hyperlink>
       <w:r>
         <w:rPr>
           <w:rFonts w:ascii="Arial" w:hAnsi="Arial" w:cs="Arial"/>
@@ -379,7 +366,7 @@
         </w:rPr>
         <w:t xml:space="preserve">: </w:t>
       </w:r>
-      <w:hyperlink r:id="rId9" w:history="1">
+      <w:hyperlink r:id="rId10" w:history="1">
         <w:r>
           <w:rPr>
             <w:rStyle w:val="Hyperlink"/>
@@ -1738,7 +1725,7 @@
         </w:rPr>
         <w:t xml:space="preserve">Os textos da disciplina serão disponibilizados em formato digital no seguinte endereço: </w:t>
       </w:r>
-      <w:hyperlink r:id="rId10" w:history="1">
+      <w:hyperlink r:id="rId11" w:history="1">
         <w:r>
           <w:rPr>
             <w:rStyle w:val="Hyperlink"/>
@@ -3185,7 +3172,7 @@
           <w:sz w:val="22"/>
           <w:lang w:val="pt-BR"/>
         </w:rPr>
-        <w:t>01</w:t>
+        <w:t>31</w:t>
       </w:r>
       <w:r>
         <w:rPr>
@@ -3203,7 +3190,34 @@
           <w:sz w:val="22"/>
           <w:lang w:val="pt-BR"/>
         </w:rPr>
-        <w:t>9 &amp; 03/09</w:t>
+        <w:t>8</w:t>
+      </w:r>
+      <w:r>
+        <w:rPr>
+          <w:rFonts w:ascii="Arial" w:hAnsi="Arial" w:cs="Arial"/>
+          <w:b/>
+          <w:sz w:val="22"/>
+          <w:lang w:val="pt-BR"/>
+        </w:rPr>
+        <w:t xml:space="preserve"> &amp; </w:t>
+      </w:r>
+      <w:r>
+        <w:rPr>
+          <w:rFonts w:ascii="Arial" w:hAnsi="Arial" w:cs="Arial"/>
+          <w:b/>
+          <w:sz w:val="22"/>
+          <w:lang w:val="pt-BR"/>
+        </w:rPr>
+        <w:t>02</w:t>
+      </w:r>
+      <w:r>
+        <w:rPr>
+          <w:rFonts w:ascii="Arial" w:hAnsi="Arial" w:cs="Arial"/>
+          <w:b/>
+          <w:sz w:val="22"/>
+          <w:lang w:val="pt-BR"/>
+        </w:rPr>
+        <w:t>/09</w:t>
       </w:r>
       <w:r>
         <w:rPr>
@@ -6645,8 +6659,8 @@
       </w:pPr>
     </w:p>
     <w:sectPr>
-      <w:headerReference w:type="default" r:id="rId11"/>
-      <w:footerReference w:type="default" r:id="rId12"/>
+      <w:headerReference w:type="default" r:id="rId12"/>
+      <w:footerReference w:type="default" r:id="rId13"/>
       <w:pgSz w:w="11906" w:h="16838"/>
       <w:pgMar w:top="907" w:right="1134" w:bottom="850" w:left="1247" w:header="397" w:footer="397" w:gutter="0"/>
       <w:cols w:space="720"/>

--- a/EMENTA/Ementa_Fundamentos-de-Politicas-Publicas_2026.2.docx
+++ b/EMENTA/Ementa_Fundamentos-de-Politicas-Publicas_2026.2.docx
@@ -3983,16 +3983,6 @@
     </w:p>
     <w:p>
       <w:pPr>
-        <w:keepLines/>
-        <w:rPr>
-          <w:rFonts w:ascii="Arial" w:hAnsi="Arial" w:cs="Arial"/>
-          <w:sz w:val="22"/>
-          <w:lang w:val="pt-BR"/>
-        </w:rPr>
-      </w:pPr>
-    </w:p>
-    <w:p>
-      <w:pPr>
         <w:keepNext/>
         <w:pBdr>
           <w:bottom w:val="single" w:sz="12" w:space="1" w:color="auto"/>
@@ -4836,7 +4826,27 @@
           <w:sz w:val="22"/>
           <w:lang w:val="pt-BR"/>
         </w:rPr>
-        <w:t>SEMINÁRIO 2 - Educação: Modelo de Equilíbrio Pontuado.</w:t>
+        <w:t xml:space="preserve">SEMINÁRIO 2 - </w:t>
+      </w:r>
+      <w:r>
+        <w:rPr>
+          <w:rFonts w:ascii="Arial" w:hAnsi="Arial" w:cs="Arial"/>
+          <w:b/>
+          <w:bCs/>
+          <w:i/>
+          <w:sz w:val="22"/>
+          <w:lang w:val="pt-BR"/>
+        </w:rPr>
+        <w:t>Educação</w:t>
+      </w:r>
+      <w:r>
+        <w:rPr>
+          <w:rFonts w:ascii="Arial" w:hAnsi="Arial" w:cs="Arial"/>
+          <w:i/>
+          <w:sz w:val="22"/>
+          <w:lang w:val="pt-BR"/>
+        </w:rPr>
+        <w:t>: Modelo de Equilíbrio Pontuado.</w:t>
       </w:r>
     </w:p>
     <w:p>
@@ -5289,6 +5299,7 @@
           <w:rFonts w:ascii="Arial" w:hAnsi="Arial" w:cs="Arial"/>
           <w:sz w:val="22"/>
         </w:rPr>
+        <w:lastRenderedPageBreak/>
         <w:t xml:space="preserve">*COÊLHO, Denilson B. Political Competition and the Diffusion of Conditional Cash Transfers in Brazil. </w:t>
       </w:r>
       <w:proofErr w:type="spellStart"/>
@@ -6545,11 +6556,22 @@
       <w:r>
         <w:rPr>
           <w:rFonts w:ascii="Arial" w:hAnsi="Arial" w:cs="Arial"/>
+          <w:b/>
+          <w:bCs/>
           <w:i/>
           <w:sz w:val="22"/>
           <w:lang w:val="pt-BR"/>
         </w:rPr>
-        <w:t xml:space="preserve">Assistência Social: Modelo </w:t>
+        <w:t>Educação</w:t>
+      </w:r>
+      <w:r>
+        <w:rPr>
+          <w:rFonts w:ascii="Arial" w:hAnsi="Arial" w:cs="Arial"/>
+          <w:i/>
+          <w:sz w:val="22"/>
+          <w:lang w:val="pt-BR"/>
+        </w:rPr>
+        <w:t xml:space="preserve">: Modelo </w:t>
       </w:r>
       <w:proofErr w:type="spellStart"/>
       <w:r>

--- a/EMENTA/Ementa_Fundamentos-de-Politicas-Publicas_2026.2.docx
+++ b/EMENTA/Ementa_Fundamentos-de-Politicas-Publicas_2026.2.docx
@@ -2059,6 +2059,7 @@
         <w:keepNext/>
         <w:rPr>
           <w:rFonts w:ascii="Arial" w:hAnsi="Arial" w:cs="Arial"/>
+          <w:b/>
           <w:sz w:val="22"/>
           <w:lang w:val="pt-BR"/>
         </w:rPr>
@@ -2133,15 +2134,7 @@
           <w:sz w:val="22"/>
           <w:lang w:val="pt-BR"/>
         </w:rPr>
-        <w:t xml:space="preserve">SOUZA, Celina. </w:t>
-      </w:r>
-      <w:r>
-        <w:rPr>
-          <w:rFonts w:ascii="Arial" w:hAnsi="Arial" w:cs="Arial"/>
-          <w:sz w:val="22"/>
-          <w:lang w:val="pt-BR"/>
-        </w:rPr>
-        <w:t>2006</w:t>
+        <w:t>RUA, Maria das Graças. 1998</w:t>
       </w:r>
       <w:r>
         <w:rPr>
@@ -2157,7 +2150,7 @@
           <w:sz w:val="22"/>
           <w:lang w:val="pt-BR"/>
         </w:rPr>
-        <w:t xml:space="preserve">Políticas públicas: uma revisão da literatura. Sociologia, Porto Alegre, ano 8, n. 16, </w:t>
+        <w:t>Análise de Políticas Públicas: conceitos básicos. In: RUA, Mª das Graças &amp; CARVALHO, Mª Izabel V. (</w:t>
       </w:r>
       <w:proofErr w:type="spellStart"/>
       <w:r>
@@ -2166,7 +2159,7 @@
           <w:sz w:val="22"/>
           <w:lang w:val="pt-BR"/>
         </w:rPr>
-        <w:t>jul</w:t>
+        <w:t>Orgs</w:t>
       </w:r>
       <w:proofErr w:type="spellEnd"/>
       <w:r>
@@ -2175,7 +2168,7 @@
           <w:sz w:val="22"/>
           <w:lang w:val="pt-BR"/>
         </w:rPr>
-        <w:t>/dez, p. 20-45.</w:t>
+        <w:t>). O estudo da política. Brasília: Paralelo 15.</w:t>
       </w:r>
       <w:r>
         <w:rPr>
@@ -2201,31 +2194,7 @@
           <w:sz w:val="22"/>
           <w:lang w:val="pt-BR"/>
         </w:rPr>
-        <w:t xml:space="preserve">*FREY, Klaus. </w:t>
-      </w:r>
-      <w:r>
-        <w:rPr>
-          <w:rFonts w:ascii="Arial" w:hAnsi="Arial" w:cs="Arial"/>
-          <w:sz w:val="22"/>
-          <w:lang w:val="pt-BR"/>
-        </w:rPr>
-        <w:t>200</w:t>
-      </w:r>
-      <w:r>
-        <w:rPr>
-          <w:rFonts w:ascii="Arial" w:hAnsi="Arial" w:cs="Arial"/>
-          <w:sz w:val="22"/>
-          <w:lang w:val="pt-BR"/>
-        </w:rPr>
-        <w:t xml:space="preserve">0. </w:t>
-      </w:r>
-      <w:r>
-        <w:rPr>
-          <w:rFonts w:ascii="Arial" w:hAnsi="Arial" w:cs="Arial"/>
-          <w:sz w:val="22"/>
-          <w:lang w:val="pt-BR"/>
-        </w:rPr>
-        <w:t>Políticas públicas: um debate conceitual e reflexões referentes à prática da análise de políticas públicas no Brasil. Planejamento e políticas públicas, n. 21.</w:t>
+        <w:t>*SARAVIA, Enrique. Introdução à teoria da política pública. In: SARAVIA, Enrique e FERRAREZI, Elisabete (org.). Políticas Públicas. Brasília: ENAP, 2006.</w:t>
       </w:r>
     </w:p>
     <w:p>
@@ -2244,90 +2213,140 @@
           <w:sz w:val="22"/>
           <w:lang w:val="pt-BR"/>
         </w:rPr>
-        <w:t>_____________________________________________________________________________</w:t>
+        <w:t>____________________________________________________________________________</w:t>
+      </w:r>
+      <w:r>
+        <w:rPr>
+          <w:rFonts w:ascii="Arial" w:hAnsi="Arial" w:cs="Arial"/>
+          <w:b/>
+          <w:sz w:val="22"/>
+          <w:lang w:val="pt-BR"/>
+        </w:rPr>
+        <w:br/>
+        <w:t>1</w:t>
+      </w:r>
+      <w:r>
+        <w:rPr>
+          <w:rFonts w:ascii="Arial" w:hAnsi="Arial" w:cs="Arial"/>
+          <w:b/>
+          <w:sz w:val="22"/>
+          <w:lang w:val="pt-BR"/>
+        </w:rPr>
+        <w:t>9</w:t>
+      </w:r>
+      <w:r>
+        <w:rPr>
+          <w:rFonts w:ascii="Arial" w:hAnsi="Arial" w:cs="Arial"/>
+          <w:b/>
+          <w:sz w:val="22"/>
+          <w:lang w:val="pt-BR"/>
+        </w:rPr>
+        <w:t>/0</w:t>
+      </w:r>
+      <w:r>
+        <w:rPr>
+          <w:rFonts w:ascii="Arial" w:hAnsi="Arial" w:cs="Arial"/>
+          <w:b/>
+          <w:sz w:val="22"/>
+          <w:lang w:val="pt-BR"/>
+        </w:rPr>
+        <w:t>8</w:t>
+      </w:r>
+      <w:r>
+        <w:rPr>
+          <w:rFonts w:ascii="Arial" w:hAnsi="Arial" w:cs="Arial"/>
+          <w:b/>
+          <w:sz w:val="22"/>
+          <w:lang w:val="pt-BR"/>
+        </w:rPr>
+        <w:t xml:space="preserve"> - AULA 4. </w:t>
+      </w:r>
+      <w:r>
+        <w:rPr>
+          <w:rFonts w:ascii="Arial" w:hAnsi="Arial" w:cs="Arial"/>
+          <w:b/>
+          <w:sz w:val="22"/>
+          <w:lang w:val="pt-BR"/>
+        </w:rPr>
+        <w:t>INTRODUÇÃO AOS FUNDAMENTOS DAS POLÍTICAS PÚBLICAS</w:t>
+      </w:r>
+      <w:r>
+        <w:rPr>
+          <w:rFonts w:ascii="Arial" w:hAnsi="Arial" w:cs="Arial"/>
+          <w:sz w:val="22"/>
+          <w:lang w:val="pt-BR"/>
+        </w:rPr>
+        <w:t xml:space="preserve"> </w:t>
+      </w:r>
+      <w:r>
+        <w:rPr>
+          <w:rFonts w:ascii="Arial" w:hAnsi="Arial" w:cs="Arial"/>
+          <w:b/>
+          <w:bCs/>
+          <w:sz w:val="22"/>
+          <w:lang w:val="pt-BR"/>
+        </w:rPr>
+        <w:t>2</w:t>
       </w:r>
     </w:p>
     <w:p>
       <w:pPr>
-        <w:keepNext/>
-        <w:rPr>
-          <w:rFonts w:ascii="Arial" w:hAnsi="Arial" w:cs="Arial"/>
-          <w:sz w:val="22"/>
-          <w:lang w:val="pt-BR"/>
-        </w:rPr>
-      </w:pPr>
-      <w:r>
-        <w:rPr>
-          <w:rFonts w:ascii="Arial" w:hAnsi="Arial" w:cs="Arial"/>
-          <w:b/>
+        <w:keepLines/>
+        <w:rPr>
+          <w:rFonts w:ascii="Arial" w:hAnsi="Arial" w:cs="Arial"/>
+          <w:sz w:val="22"/>
+          <w:lang w:val="pt-BR"/>
+        </w:rPr>
+      </w:pPr>
+      <w:r>
+        <w:rPr>
+          <w:rFonts w:ascii="Arial" w:hAnsi="Arial" w:cs="Arial"/>
+          <w:sz w:val="22"/>
+          <w:lang w:val="pt-BR"/>
+        </w:rPr>
+        <w:t>SOUZA, Celina. 2006</w:t>
+      </w:r>
+      <w:r>
+        <w:rPr>
+          <w:rFonts w:ascii="Arial" w:hAnsi="Arial" w:cs="Arial"/>
+          <w:sz w:val="22"/>
+          <w:lang w:val="pt-BR"/>
+        </w:rPr>
+        <w:t xml:space="preserve">. </w:t>
+      </w:r>
+      <w:r>
+        <w:rPr>
+          <w:rFonts w:ascii="Arial" w:hAnsi="Arial" w:cs="Arial"/>
+          <w:sz w:val="22"/>
+          <w:lang w:val="pt-BR"/>
+        </w:rPr>
+        <w:t xml:space="preserve">Políticas públicas: uma revisão da literatura. Sociologia, Porto Alegre, ano 8, n. 16, </w:t>
+      </w:r>
+      <w:proofErr w:type="spellStart"/>
+      <w:r>
+        <w:rPr>
+          <w:rFonts w:ascii="Arial" w:hAnsi="Arial" w:cs="Arial"/>
+          <w:sz w:val="22"/>
+          <w:lang w:val="pt-BR"/>
+        </w:rPr>
+        <w:t>jul</w:t>
+      </w:r>
+      <w:proofErr w:type="spellEnd"/>
+      <w:r>
+        <w:rPr>
+          <w:rFonts w:ascii="Arial" w:hAnsi="Arial" w:cs="Arial"/>
+          <w:sz w:val="22"/>
+          <w:lang w:val="pt-BR"/>
+        </w:rPr>
+        <w:t>/dez, p. 20-45.</w:t>
+      </w:r>
+      <w:r>
+        <w:rPr>
+          <w:rFonts w:ascii="Arial" w:hAnsi="Arial" w:cs="Arial"/>
           <w:sz w:val="22"/>
           <w:lang w:val="pt-BR"/>
         </w:rPr>
         <w:br/>
-        <w:t>1</w:t>
-      </w:r>
-      <w:r>
-        <w:rPr>
-          <w:rFonts w:ascii="Arial" w:hAnsi="Arial" w:cs="Arial"/>
-          <w:b/>
-          <w:sz w:val="22"/>
-          <w:lang w:val="pt-BR"/>
-        </w:rPr>
-        <w:t>9</w:t>
-      </w:r>
-      <w:r>
-        <w:rPr>
-          <w:rFonts w:ascii="Arial" w:hAnsi="Arial" w:cs="Arial"/>
-          <w:b/>
-          <w:sz w:val="22"/>
-          <w:lang w:val="pt-BR"/>
-        </w:rPr>
-        <w:t>/0</w:t>
-      </w:r>
-      <w:r>
-        <w:rPr>
-          <w:rFonts w:ascii="Arial" w:hAnsi="Arial" w:cs="Arial"/>
-          <w:b/>
-          <w:sz w:val="22"/>
-          <w:lang w:val="pt-BR"/>
-        </w:rPr>
-        <w:t>8</w:t>
-      </w:r>
-      <w:r>
-        <w:rPr>
-          <w:rFonts w:ascii="Arial" w:hAnsi="Arial" w:cs="Arial"/>
-          <w:b/>
-          <w:sz w:val="22"/>
-          <w:lang w:val="pt-BR"/>
-        </w:rPr>
-        <w:t xml:space="preserve"> - AULA 4. </w:t>
-      </w:r>
-      <w:r>
-        <w:rPr>
-          <w:rFonts w:ascii="Arial" w:hAnsi="Arial" w:cs="Arial"/>
-          <w:b/>
-          <w:sz w:val="22"/>
-          <w:lang w:val="pt-BR"/>
-        </w:rPr>
-        <w:t>INTRODUÇÃO AOS FUNDAMENTOS DAS POLÍTICAS PÚBLICAS</w:t>
-      </w:r>
-      <w:r>
-        <w:rPr>
-          <w:rFonts w:ascii="Arial" w:hAnsi="Arial" w:cs="Arial"/>
-          <w:sz w:val="22"/>
-          <w:lang w:val="pt-BR"/>
-        </w:rPr>
-        <w:t xml:space="preserve"> </w:t>
-      </w:r>
-      <w:r>
-        <w:rPr>
-          <w:rFonts w:ascii="Arial" w:hAnsi="Arial" w:cs="Arial"/>
-          <w:b/>
-          <w:bCs/>
-          <w:sz w:val="22"/>
-          <w:lang w:val="pt-BR"/>
-        </w:rPr>
-        <w:t>2</w:t>
       </w:r>
     </w:p>
     <w:p>
@@ -2345,57 +2364,23 @@
           <w:sz w:val="22"/>
           <w:lang w:val="pt-BR"/>
         </w:rPr>
-        <w:t xml:space="preserve">RUA, Maria das Graças. </w:t>
-      </w:r>
-      <w:r>
-        <w:rPr>
-          <w:rFonts w:ascii="Arial" w:hAnsi="Arial" w:cs="Arial"/>
-          <w:sz w:val="22"/>
-          <w:lang w:val="pt-BR"/>
-        </w:rPr>
-        <w:t>1998</w:t>
-      </w:r>
-      <w:r>
-        <w:rPr>
-          <w:rFonts w:ascii="Arial" w:hAnsi="Arial" w:cs="Arial"/>
-          <w:sz w:val="22"/>
-          <w:lang w:val="pt-BR"/>
-        </w:rPr>
-        <w:t xml:space="preserve">. </w:t>
-      </w:r>
-      <w:r>
-        <w:rPr>
-          <w:rFonts w:ascii="Arial" w:hAnsi="Arial" w:cs="Arial"/>
-          <w:sz w:val="22"/>
-          <w:lang w:val="pt-BR"/>
-        </w:rPr>
-        <w:t>Análise de Políticas Públicas: conceitos básicos. In: RUA, Mª das Graças &amp; CARVALHO, Mª Izabel V. (</w:t>
-      </w:r>
-      <w:proofErr w:type="spellStart"/>
-      <w:r>
-        <w:rPr>
-          <w:rFonts w:ascii="Arial" w:hAnsi="Arial" w:cs="Arial"/>
-          <w:sz w:val="22"/>
-          <w:lang w:val="pt-BR"/>
-        </w:rPr>
-        <w:t>Orgs</w:t>
-      </w:r>
-      <w:proofErr w:type="spellEnd"/>
-      <w:r>
-        <w:rPr>
-          <w:rFonts w:ascii="Arial" w:hAnsi="Arial" w:cs="Arial"/>
-          <w:sz w:val="22"/>
-          <w:lang w:val="pt-BR"/>
-        </w:rPr>
-        <w:t>). O estudo da política. Brasília: Paralelo 15.</w:t>
-      </w:r>
-      <w:r>
-        <w:rPr>
-          <w:rFonts w:ascii="Arial" w:hAnsi="Arial" w:cs="Arial"/>
-          <w:sz w:val="22"/>
-          <w:lang w:val="pt-BR"/>
-        </w:rPr>
-        <w:br/>
+        <w:t>*FREY, Klaus. 200</w:t>
+      </w:r>
+      <w:r>
+        <w:rPr>
+          <w:rFonts w:ascii="Arial" w:hAnsi="Arial" w:cs="Arial"/>
+          <w:sz w:val="22"/>
+          <w:lang w:val="pt-BR"/>
+        </w:rPr>
+        <w:t xml:space="preserve">0. </w:t>
+      </w:r>
+      <w:r>
+        <w:rPr>
+          <w:rFonts w:ascii="Arial" w:hAnsi="Arial" w:cs="Arial"/>
+          <w:sz w:val="22"/>
+          <w:lang w:val="pt-BR"/>
+        </w:rPr>
+        <w:t>Políticas públicas: um debate conceitual e reflexões referentes à prática da análise de políticas públicas no Brasil. Planejamento e políticas públicas, n. 21.</w:t>
       </w:r>
     </w:p>
     <w:p>
@@ -2408,53 +2393,14 @@
           <w:lang w:val="pt-BR"/>
         </w:rPr>
       </w:pPr>
-    </w:p>
-    <w:p>
-      <w:pPr>
-        <w:keepLines/>
-        <w:ind w:left="283" w:hanging="283"/>
-        <w:rPr>
-          <w:rFonts w:ascii="Arial" w:hAnsi="Arial" w:cs="Arial"/>
-          <w:sz w:val="22"/>
-          <w:lang w:val="pt-BR"/>
-        </w:rPr>
-      </w:pPr>
-    </w:p>
-    <w:p>
-      <w:pPr>
-        <w:keepLines/>
-        <w:rPr>
-          <w:rFonts w:ascii="Arial" w:hAnsi="Arial" w:cs="Arial"/>
-          <w:sz w:val="22"/>
-          <w:lang w:val="pt-BR"/>
-        </w:rPr>
-      </w:pPr>
-      <w:r>
-        <w:rPr>
-          <w:rFonts w:ascii="Arial" w:hAnsi="Arial" w:cs="Arial"/>
-          <w:sz w:val="22"/>
-          <w:lang w:val="pt-BR"/>
-        </w:rPr>
-        <w:t>*SARAVIA, Enrique. Introdução à teoria da política pública. In: SARAVIA, Enrique e FERRAREZI, Elisabete (org.). Políticas Públicas. Brasília: ENAP, 2006.</w:t>
-      </w:r>
-    </w:p>
-    <w:p>
-      <w:pPr>
-        <w:keepLines/>
-        <w:ind w:left="283" w:hanging="283"/>
-        <w:rPr>
-          <w:rFonts w:ascii="Arial" w:hAnsi="Arial" w:cs="Arial"/>
-          <w:sz w:val="22"/>
-          <w:lang w:val="pt-BR"/>
-        </w:rPr>
-      </w:pPr>
-      <w:r>
-        <w:rPr>
-          <w:rFonts w:ascii="Arial" w:hAnsi="Arial" w:cs="Arial"/>
-          <w:b/>
-          <w:sz w:val="22"/>
-          <w:lang w:val="pt-BR"/>
-        </w:rPr>
+      <w:r>
+        <w:rPr>
+          <w:rFonts w:ascii="Arial" w:hAnsi="Arial" w:cs="Arial"/>
+          <w:b/>
+          <w:sz w:val="22"/>
+          <w:lang w:val="pt-BR"/>
+        </w:rPr>
+        <w:lastRenderedPageBreak/>
         <w:t>_____________________________________________________________________________</w:t>
       </w:r>
     </w:p>
@@ -3882,7 +3828,6 @@
           <w:sz w:val="22"/>
           <w:lang w:val="pt-BR"/>
         </w:rPr>
-        <w:lastRenderedPageBreak/>
         <w:br/>
       </w:r>
     </w:p>
@@ -5299,7 +5244,6 @@
           <w:rFonts w:ascii="Arial" w:hAnsi="Arial" w:cs="Arial"/>
           <w:sz w:val="22"/>
         </w:rPr>
-        <w:lastRenderedPageBreak/>
         <w:t xml:space="preserve">*COÊLHO, Denilson B. Political Competition and the Diffusion of Conditional Cash Transfers in Brazil. </w:t>
       </w:r>
       <w:proofErr w:type="spellStart"/>

--- a/EMENTA/Ementa_Fundamentos-de-Politicas-Publicas_2026.2.docx
+++ b/EMENTA/Ementa_Fundamentos-de-Politicas-Publicas_2026.2.docx
@@ -5028,6 +5028,16 @@
           <w:sz w:val="22"/>
           <w:lang w:val="pt-BR"/>
         </w:rPr>
+        <w:br/>
+      </w:r>
+      <w:r>
+        <w:rPr>
+          <w:rFonts w:ascii="Arial" w:hAnsi="Arial" w:cs="Arial"/>
+          <w:b/>
+          <w:color w:val="EE0000"/>
+          <w:sz w:val="22"/>
+          <w:lang w:val="pt-BR"/>
+        </w:rPr>
         <w:t>02/11 – FERIADO DE FINADOS</w:t>
       </w:r>
     </w:p>
@@ -5490,9 +5500,6 @@
     <w:p>
       <w:pPr>
         <w:keepNext/>
-        <w:pBdr>
-          <w:bottom w:val="single" w:sz="12" w:space="1" w:color="auto"/>
-        </w:pBdr>
         <w:rPr>
           <w:rFonts w:ascii="Arial" w:hAnsi="Arial" w:cs="Arial"/>
           <w:b/>
@@ -5544,108 +5551,6 @@
           <w:lang w:val="pt-BR"/>
         </w:rPr>
         <w:t>2</w:t>
-      </w:r>
-      <w:r>
-        <w:rPr>
-          <w:rFonts w:ascii="Arial" w:hAnsi="Arial" w:cs="Arial"/>
-          <w:b/>
-          <w:sz w:val="22"/>
-          <w:lang w:val="pt-BR"/>
-        </w:rPr>
-        <w:t xml:space="preserve">. </w:t>
-      </w:r>
-      <w:r>
-        <w:rPr>
-          <w:rFonts w:ascii="Arial" w:hAnsi="Arial" w:cs="Arial"/>
-          <w:b/>
-          <w:sz w:val="22"/>
-          <w:lang w:val="pt-BR"/>
-        </w:rPr>
-        <w:t xml:space="preserve">Atividade assíncrona: </w:t>
-      </w:r>
-      <w:r>
-        <w:rPr>
-          <w:rFonts w:ascii="Arial" w:hAnsi="Arial" w:cs="Arial"/>
-          <w:b/>
-          <w:color w:val="8064A2" w:themeColor="accent4"/>
-          <w:sz w:val="22"/>
-          <w:lang w:val="pt-BR"/>
-        </w:rPr>
-        <w:t>Exercício de Participação 2 (10%).</w:t>
-      </w:r>
-      <w:r>
-        <w:rPr>
-          <w:rFonts w:ascii="Arial" w:hAnsi="Arial" w:cs="Arial"/>
-          <w:b/>
-          <w:sz w:val="22"/>
-          <w:lang w:val="pt-BR"/>
-        </w:rPr>
-        <w:br/>
-      </w:r>
-    </w:p>
-    <w:p>
-      <w:pPr>
-        <w:keepNext/>
-        <w:rPr>
-          <w:rFonts w:ascii="Arial" w:hAnsi="Arial" w:cs="Arial"/>
-          <w:b/>
-          <w:sz w:val="22"/>
-          <w:lang w:val="pt-BR"/>
-        </w:rPr>
-      </w:pPr>
-      <w:r>
-        <w:rPr>
-          <w:rFonts w:ascii="Arial" w:hAnsi="Arial" w:cs="Arial"/>
-          <w:b/>
-          <w:sz w:val="22"/>
-          <w:lang w:val="pt-BR"/>
-        </w:rPr>
-        <w:br/>
-      </w:r>
-      <w:r>
-        <w:rPr>
-          <w:rFonts w:ascii="Arial" w:hAnsi="Arial" w:cs="Arial"/>
-          <w:b/>
-          <w:sz w:val="22"/>
-          <w:lang w:val="pt-BR"/>
-        </w:rPr>
-        <w:t>16</w:t>
-      </w:r>
-      <w:r>
-        <w:rPr>
-          <w:rFonts w:ascii="Arial" w:hAnsi="Arial" w:cs="Arial"/>
-          <w:b/>
-          <w:sz w:val="22"/>
-          <w:lang w:val="pt-BR"/>
-        </w:rPr>
-        <w:t>/</w:t>
-      </w:r>
-      <w:r>
-        <w:rPr>
-          <w:rFonts w:ascii="Arial" w:hAnsi="Arial" w:cs="Arial"/>
-          <w:b/>
-          <w:sz w:val="22"/>
-          <w:lang w:val="pt-BR"/>
-        </w:rPr>
-        <w:t>11</w:t>
-      </w:r>
-      <w:r>
-        <w:rPr>
-          <w:rFonts w:ascii="Arial" w:hAnsi="Arial" w:cs="Arial"/>
-          <w:b/>
-          <w:sz w:val="22"/>
-          <w:lang w:val="pt-BR"/>
-        </w:rPr>
-        <w:t xml:space="preserve"> - AULA 2</w:t>
-      </w:r>
-      <w:r>
-        <w:rPr>
-          <w:rFonts w:ascii="Arial" w:hAnsi="Arial" w:cs="Arial"/>
-          <w:b/>
-          <w:sz w:val="22"/>
-          <w:lang w:val="pt-BR"/>
-        </w:rPr>
-        <w:t>3</w:t>
       </w:r>
       <w:r>
         <w:rPr>
@@ -5850,29 +5755,28 @@
         <w:keepNext/>
         <w:rPr>
           <w:rFonts w:ascii="Arial" w:hAnsi="Arial" w:cs="Arial"/>
-          <w:sz w:val="22"/>
-          <w:lang w:val="pt-BR"/>
-        </w:rPr>
-      </w:pPr>
-    </w:p>
-    <w:p>
-      <w:pPr>
-        <w:keepNext/>
-        <w:rPr>
-          <w:rFonts w:ascii="Arial" w:hAnsi="Arial" w:cs="Arial"/>
-          <w:b/>
-          <w:sz w:val="22"/>
-          <w:lang w:val="pt-BR"/>
-        </w:rPr>
-      </w:pPr>
-      <w:r>
-        <w:rPr>
-          <w:rFonts w:ascii="Arial" w:hAnsi="Arial" w:cs="Arial"/>
-          <w:b/>
-          <w:sz w:val="22"/>
-          <w:lang w:val="pt-BR"/>
-        </w:rPr>
-        <w:t>18</w:t>
+          <w:b/>
+          <w:sz w:val="22"/>
+          <w:lang w:val="pt-BR"/>
+        </w:rPr>
+      </w:pPr>
+      <w:r>
+        <w:rPr>
+          <w:rFonts w:ascii="Arial" w:hAnsi="Arial" w:cs="Arial"/>
+          <w:b/>
+          <w:sz w:val="22"/>
+          <w:lang w:val="pt-BR"/>
+        </w:rPr>
+        <w:br/>
+      </w:r>
+      <w:r>
+        <w:rPr>
+          <w:rFonts w:ascii="Arial" w:hAnsi="Arial" w:cs="Arial"/>
+          <w:b/>
+          <w:sz w:val="22"/>
+          <w:lang w:val="pt-BR"/>
+        </w:rPr>
+        <w:t>16</w:t>
       </w:r>
       <w:r>
         <w:rPr>
@@ -5908,7 +5812,7 @@
           <w:sz w:val="22"/>
           <w:lang w:val="pt-BR"/>
         </w:rPr>
-        <w:t>4</w:t>
+        <w:t>3</w:t>
       </w:r>
       <w:r>
         <w:rPr>
@@ -6127,51 +6031,52 @@
           <w:sz w:val="22"/>
           <w:lang w:val="pt-BR"/>
         </w:rPr>
-        <w:t xml:space="preserve">23/11 - </w:t>
-      </w:r>
-      <w:r>
-        <w:rPr>
-          <w:rFonts w:ascii="Arial" w:hAnsi="Arial" w:cs="Arial"/>
-          <w:b/>
-          <w:sz w:val="22"/>
-          <w:lang w:val="pt-BR"/>
-        </w:rPr>
-        <w:t>AULA</w:t>
-      </w:r>
-      <w:r>
-        <w:rPr>
-          <w:rFonts w:ascii="Arial" w:hAnsi="Arial" w:cs="Arial"/>
-          <w:b/>
-          <w:sz w:val="22"/>
-          <w:lang w:val="pt-BR"/>
-        </w:rPr>
-        <w:t xml:space="preserve"> </w:t>
-      </w:r>
-      <w:r>
-        <w:rPr>
-          <w:rFonts w:ascii="Arial" w:hAnsi="Arial" w:cs="Arial"/>
-          <w:b/>
-          <w:sz w:val="22"/>
-          <w:lang w:val="pt-BR"/>
-        </w:rPr>
-        <w:t>2</w:t>
-      </w:r>
-      <w:r>
-        <w:rPr>
-          <w:rFonts w:ascii="Arial" w:hAnsi="Arial" w:cs="Arial"/>
-          <w:b/>
-          <w:sz w:val="22"/>
-          <w:lang w:val="pt-BR"/>
-        </w:rPr>
-        <w:t>5.</w:t>
-      </w:r>
-      <w:r>
-        <w:rPr>
-          <w:rFonts w:ascii="Arial" w:hAnsi="Arial" w:cs="Arial"/>
-          <w:sz w:val="22"/>
-          <w:lang w:val="pt-BR"/>
-        </w:rPr>
-        <w:t xml:space="preserve"> </w:t>
+        <w:t>18</w:t>
+      </w:r>
+      <w:r>
+        <w:rPr>
+          <w:rFonts w:ascii="Arial" w:hAnsi="Arial" w:cs="Arial"/>
+          <w:b/>
+          <w:sz w:val="22"/>
+          <w:lang w:val="pt-BR"/>
+        </w:rPr>
+        <w:t>/</w:t>
+      </w:r>
+      <w:r>
+        <w:rPr>
+          <w:rFonts w:ascii="Arial" w:hAnsi="Arial" w:cs="Arial"/>
+          <w:b/>
+          <w:sz w:val="22"/>
+          <w:lang w:val="pt-BR"/>
+        </w:rPr>
+        <w:t>11</w:t>
+      </w:r>
+      <w:r>
+        <w:rPr>
+          <w:rFonts w:ascii="Arial" w:hAnsi="Arial" w:cs="Arial"/>
+          <w:b/>
+          <w:sz w:val="22"/>
+          <w:lang w:val="pt-BR"/>
+        </w:rPr>
+        <w:t xml:space="preserve"> - AULA 2</w:t>
+      </w:r>
+      <w:r>
+        <w:rPr>
+          <w:rFonts w:ascii="Arial" w:hAnsi="Arial" w:cs="Arial"/>
+          <w:b/>
+          <w:sz w:val="22"/>
+          <w:lang w:val="pt-BR"/>
+        </w:rPr>
+        <w:t>4</w:t>
+      </w:r>
+      <w:r>
+        <w:rPr>
+          <w:rFonts w:ascii="Arial" w:hAnsi="Arial" w:cs="Arial"/>
+          <w:b/>
+          <w:sz w:val="22"/>
+          <w:lang w:val="pt-BR"/>
+        </w:rPr>
+        <w:t xml:space="preserve">. </w:t>
       </w:r>
       <w:r>
         <w:rPr>
@@ -6199,7 +6104,6 @@
     <w:p>
       <w:pPr>
         <w:keepNext/>
-        <w:jc w:val="center"/>
         <w:rPr>
           <w:rFonts w:ascii="Arial" w:hAnsi="Arial" w:cs="Arial"/>
           <w:b/>
@@ -6216,21 +6120,13 @@
         <w:jc w:val="center"/>
         <w:rPr>
           <w:rFonts w:ascii="Arial" w:hAnsi="Arial" w:cs="Arial"/>
-          <w:sz w:val="22"/>
-          <w:lang w:val="pt-BR"/>
-        </w:rPr>
-      </w:pPr>
-      <w:r>
-        <w:rPr>
-          <w:rFonts w:ascii="Arial" w:hAnsi="Arial" w:cs="Arial"/>
           <w:b/>
           <w:bCs/>
           <w:iCs/>
           <w:sz w:val="22"/>
           <w:lang w:val="pt-BR"/>
         </w:rPr>
-        <w:t>Seminários</w:t>
-      </w:r>
+      </w:pPr>
       <w:r>
         <w:rPr>
           <w:rFonts w:ascii="Arial" w:hAnsi="Arial" w:cs="Arial"/>
@@ -6240,7 +6136,7 @@
           <w:sz w:val="22"/>
           <w:lang w:val="pt-BR"/>
         </w:rPr>
-        <w:t xml:space="preserve"> Habitação, Emprego, Gestão Pública e Assistência Social</w:t>
+        <w:t>Seminários</w:t>
       </w:r>
       <w:r>
         <w:rPr>
@@ -6251,7 +6147,7 @@
           <w:sz w:val="22"/>
           <w:lang w:val="pt-BR"/>
         </w:rPr>
-        <w:t xml:space="preserve"> (40%)</w:t>
+        <w:t xml:space="preserve"> Habitação, Emprego, Gestão Pública e </w:t>
       </w:r>
       <w:r>
         <w:rPr>
@@ -6262,7 +6158,18 @@
           <w:sz w:val="22"/>
           <w:lang w:val="pt-BR"/>
         </w:rPr>
-        <w:br/>
+        <w:t>Educação</w:t>
+      </w:r>
+      <w:r>
+        <w:rPr>
+          <w:rFonts w:ascii="Arial" w:hAnsi="Arial" w:cs="Arial"/>
+          <w:b/>
+          <w:bCs/>
+          <w:iCs/>
+          <w:sz w:val="22"/>
+          <w:lang w:val="pt-BR"/>
+        </w:rPr>
+        <w:t xml:space="preserve"> (40%)</w:t>
       </w:r>
     </w:p>
     <w:p>
@@ -6270,67 +6177,169 @@
         <w:keepNext/>
         <w:rPr>
           <w:rFonts w:ascii="Arial" w:hAnsi="Arial" w:cs="Arial"/>
-          <w:b/>
-          <w:sz w:val="22"/>
-          <w:lang w:val="pt-BR"/>
-        </w:rPr>
-      </w:pPr>
-      <w:r>
-        <w:rPr>
-          <w:rFonts w:ascii="Arial" w:hAnsi="Arial" w:cs="Arial"/>
-          <w:b/>
-          <w:sz w:val="22"/>
-          <w:lang w:val="pt-BR"/>
-        </w:rPr>
-        <w:t>25/11 - AULA 26.</w:t>
-      </w:r>
-      <w:r>
-        <w:rPr>
-          <w:rFonts w:ascii="Arial" w:hAnsi="Arial" w:cs="Arial"/>
-          <w:i/>
-          <w:sz w:val="22"/>
-          <w:lang w:val="pt-BR"/>
-        </w:rPr>
-        <w:t xml:space="preserve"> </w:t>
-      </w:r>
-      <w:r>
-        <w:rPr>
-          <w:rFonts w:ascii="Arial" w:hAnsi="Arial" w:cs="Arial"/>
-          <w:i/>
-          <w:sz w:val="22"/>
-          <w:lang w:val="pt-BR"/>
-        </w:rPr>
-        <w:t xml:space="preserve">SEMINÁRIO </w:t>
-      </w:r>
-      <w:r>
-        <w:rPr>
-          <w:rFonts w:ascii="Arial" w:hAnsi="Arial" w:cs="Arial"/>
-          <w:i/>
-          <w:sz w:val="22"/>
-          <w:lang w:val="pt-BR"/>
-        </w:rPr>
-        <w:t xml:space="preserve">5 </w:t>
-      </w:r>
-      <w:r>
-        <w:rPr>
-          <w:rFonts w:ascii="Arial" w:hAnsi="Arial" w:cs="Arial"/>
-          <w:i/>
-          <w:sz w:val="22"/>
-          <w:lang w:val="pt-BR"/>
-        </w:rPr>
-        <w:t>Habitação: Modelo de Processo</w:t>
-      </w:r>
+          <w:sz w:val="22"/>
+          <w:lang w:val="pt-BR"/>
+        </w:rPr>
+      </w:pPr>
     </w:p>
     <w:p>
       <w:pPr>
         <w:keepNext/>
         <w:rPr>
           <w:rFonts w:ascii="Arial" w:hAnsi="Arial" w:cs="Arial"/>
-          <w:sz w:val="22"/>
-          <w:lang w:val="pt-BR"/>
-        </w:rPr>
-      </w:pPr>
-      <w:r>
+          <w:b/>
+          <w:sz w:val="22"/>
+          <w:lang w:val="pt-BR"/>
+        </w:rPr>
+      </w:pPr>
+      <w:r>
+        <w:rPr>
+          <w:rFonts w:ascii="Arial" w:hAnsi="Arial" w:cs="Arial"/>
+          <w:b/>
+          <w:sz w:val="22"/>
+          <w:lang w:val="pt-BR"/>
+        </w:rPr>
+        <w:t xml:space="preserve">23/11 - </w:t>
+      </w:r>
+      <w:r>
+        <w:rPr>
+          <w:rFonts w:ascii="Arial" w:hAnsi="Arial" w:cs="Arial"/>
+          <w:b/>
+          <w:sz w:val="22"/>
+          <w:lang w:val="pt-BR"/>
+        </w:rPr>
+        <w:t>AULA</w:t>
+      </w:r>
+      <w:r>
+        <w:rPr>
+          <w:rFonts w:ascii="Arial" w:hAnsi="Arial" w:cs="Arial"/>
+          <w:b/>
+          <w:sz w:val="22"/>
+          <w:lang w:val="pt-BR"/>
+        </w:rPr>
+        <w:t xml:space="preserve"> </w:t>
+      </w:r>
+      <w:r>
+        <w:rPr>
+          <w:rFonts w:ascii="Arial" w:hAnsi="Arial" w:cs="Arial"/>
+          <w:b/>
+          <w:sz w:val="22"/>
+          <w:lang w:val="pt-BR"/>
+        </w:rPr>
+        <w:t>2</w:t>
+      </w:r>
+      <w:r>
+        <w:rPr>
+          <w:rFonts w:ascii="Arial" w:hAnsi="Arial" w:cs="Arial"/>
+          <w:b/>
+          <w:sz w:val="22"/>
+          <w:lang w:val="pt-BR"/>
+        </w:rPr>
+        <w:t>5.</w:t>
+      </w:r>
+      <w:r>
+        <w:rPr>
+          <w:rFonts w:ascii="Arial" w:hAnsi="Arial" w:cs="Arial"/>
+          <w:sz w:val="22"/>
+          <w:lang w:val="pt-BR"/>
+        </w:rPr>
+        <w:t xml:space="preserve"> </w:t>
+      </w:r>
+      <w:r>
+        <w:rPr>
+          <w:rFonts w:ascii="Arial" w:hAnsi="Arial" w:cs="Arial"/>
+          <w:i/>
+          <w:sz w:val="22"/>
+          <w:lang w:val="pt-BR"/>
+        </w:rPr>
+        <w:t xml:space="preserve">SEMINÁRIO </w:t>
+      </w:r>
+      <w:r>
+        <w:rPr>
+          <w:rFonts w:ascii="Arial" w:hAnsi="Arial" w:cs="Arial"/>
+          <w:i/>
+          <w:sz w:val="22"/>
+          <w:lang w:val="pt-BR"/>
+        </w:rPr>
+        <w:t xml:space="preserve">5 </w:t>
+      </w:r>
+      <w:r>
+        <w:rPr>
+          <w:rFonts w:ascii="Arial" w:hAnsi="Arial" w:cs="Arial"/>
+          <w:i/>
+          <w:sz w:val="22"/>
+          <w:lang w:val="pt-BR"/>
+        </w:rPr>
+        <w:t>Habitação: Modelo de Processo</w:t>
+      </w:r>
+    </w:p>
+    <w:p>
+      <w:pPr>
+        <w:keepNext/>
+        <w:rPr>
+          <w:rFonts w:ascii="Arial" w:hAnsi="Arial" w:cs="Arial"/>
+          <w:sz w:val="22"/>
+          <w:lang w:val="pt-BR"/>
+        </w:rPr>
+      </w:pPr>
+      <w:r>
+        <w:rPr>
+          <w:rFonts w:ascii="Arial" w:hAnsi="Arial" w:cs="Arial"/>
+          <w:b/>
+          <w:sz w:val="22"/>
+          <w:lang w:val="pt-BR"/>
+        </w:rPr>
+        <w:t>25/11 - AULA 26.</w:t>
+      </w:r>
+      <w:r>
+        <w:rPr>
+          <w:rFonts w:ascii="Arial" w:hAnsi="Arial" w:cs="Arial"/>
+          <w:i/>
+          <w:sz w:val="22"/>
+          <w:lang w:val="pt-BR"/>
+        </w:rPr>
+        <w:t xml:space="preserve"> </w:t>
+      </w:r>
+      <w:r>
+        <w:rPr>
+          <w:rFonts w:ascii="Arial" w:hAnsi="Arial" w:cs="Arial"/>
+          <w:i/>
+          <w:sz w:val="22"/>
+          <w:lang w:val="pt-BR"/>
+        </w:rPr>
+        <w:t xml:space="preserve">SEMINÁRIO </w:t>
+      </w:r>
+      <w:r>
+        <w:rPr>
+          <w:rFonts w:ascii="Arial" w:hAnsi="Arial" w:cs="Arial"/>
+          <w:i/>
+          <w:sz w:val="22"/>
+          <w:lang w:val="pt-BR"/>
+        </w:rPr>
+        <w:t xml:space="preserve">6 </w:t>
+      </w:r>
+      <w:r>
+        <w:rPr>
+          <w:rFonts w:ascii="Arial" w:hAnsi="Arial" w:cs="Arial"/>
+          <w:i/>
+          <w:sz w:val="22"/>
+          <w:lang w:val="pt-BR"/>
+        </w:rPr>
+        <w:t>Emprego: Modelo do Equilíbrio Gera</w:t>
+      </w:r>
+      <w:r>
+        <w:rPr>
+          <w:rFonts w:ascii="Arial" w:hAnsi="Arial" w:cs="Arial"/>
+          <w:i/>
+          <w:sz w:val="22"/>
+          <w:lang w:val="pt-BR"/>
+        </w:rPr>
+        <w:t>l</w:t>
+      </w:r>
+    </w:p>
+    <w:p>
+      <w:pPr>
+        <w:keepNext/>
         <w:rPr>
           <w:rFonts w:ascii="Arial" w:hAnsi="Arial" w:cs="Arial"/>
           <w:b/>
@@ -6339,8 +6348,7 @@
           <w:sz w:val="22"/>
           <w:lang w:val="pt-BR"/>
         </w:rPr>
-        <w:t>30/11</w:t>
-      </w:r>
+      </w:pPr>
       <w:r>
         <w:rPr>
           <w:rFonts w:ascii="Arial" w:hAnsi="Arial" w:cs="Arial"/>
@@ -6350,6 +6358,17 @@
           <w:sz w:val="22"/>
           <w:lang w:val="pt-BR"/>
         </w:rPr>
+        <w:t>30/11</w:t>
+      </w:r>
+      <w:r>
+        <w:rPr>
+          <w:rFonts w:ascii="Arial" w:hAnsi="Arial" w:cs="Arial"/>
+          <w:b/>
+          <w:bCs/>
+          <w:iCs/>
+          <w:sz w:val="22"/>
+          <w:lang w:val="pt-BR"/>
+        </w:rPr>
         <w:t xml:space="preserve"> - AULA 27.</w:t>
       </w:r>
       <w:r>
@@ -6377,7 +6396,7 @@
           <w:sz w:val="22"/>
           <w:lang w:val="pt-BR"/>
         </w:rPr>
-        <w:t xml:space="preserve">6 </w:t>
+        <w:t xml:space="preserve">7 </w:t>
       </w:r>
       <w:r>
         <w:rPr>
@@ -6386,7 +6405,7 @@
           <w:sz w:val="22"/>
           <w:lang w:val="pt-BR"/>
         </w:rPr>
-        <w:t>Emprego: Modelo do Equilíbrio Geral.</w:t>
+        <w:t>Gestão Pública: Modelo de Difusão</w:t>
       </w:r>
     </w:p>
     <w:p>
@@ -6428,7 +6447,7 @@
           <w:sz w:val="22"/>
           <w:lang w:val="pt-BR"/>
         </w:rPr>
-        <w:t xml:space="preserve">SEMINÁRIO </w:t>
+        <w:t>SEMINÁRIO 8</w:t>
       </w:r>
       <w:r>
         <w:rPr>
@@ -6437,21 +6456,67 @@
           <w:sz w:val="22"/>
           <w:lang w:val="pt-BR"/>
         </w:rPr>
-        <w:t xml:space="preserve">7 </w:t>
-      </w:r>
-      <w:r>
-        <w:rPr>
-          <w:rFonts w:ascii="Arial" w:hAnsi="Arial" w:cs="Arial"/>
+        <w:t xml:space="preserve"> </w:t>
+      </w:r>
+      <w:r>
+        <w:rPr>
+          <w:rFonts w:ascii="Arial" w:hAnsi="Arial" w:cs="Arial"/>
+          <w:b/>
+          <w:bCs/>
           <w:i/>
           <w:sz w:val="22"/>
           <w:lang w:val="pt-BR"/>
         </w:rPr>
-        <w:t>Gestão Pública: Modelo de Difusão</w:t>
-      </w:r>
+        <w:t>Educação</w:t>
+      </w:r>
+      <w:r>
+        <w:rPr>
+          <w:rFonts w:ascii="Arial" w:hAnsi="Arial" w:cs="Arial"/>
+          <w:i/>
+          <w:sz w:val="22"/>
+          <w:lang w:val="pt-BR"/>
+        </w:rPr>
+        <w:t xml:space="preserve">: Modelo </w:t>
+      </w:r>
+      <w:proofErr w:type="spellStart"/>
+      <w:r>
+        <w:rPr>
+          <w:rFonts w:ascii="Arial" w:hAnsi="Arial" w:cs="Arial"/>
+          <w:i/>
+          <w:sz w:val="22"/>
+          <w:lang w:val="pt-BR"/>
+        </w:rPr>
+        <w:t>Neoinstitucional</w:t>
+      </w:r>
+      <w:proofErr w:type="spellEnd"/>
     </w:p>
     <w:p>
       <w:pPr>
         <w:keepNext/>
+        <w:pBdr>
+          <w:bottom w:val="single" w:sz="12" w:space="1" w:color="auto"/>
+        </w:pBdr>
+        <w:rPr>
+          <w:rFonts w:ascii="Arial" w:hAnsi="Arial" w:cs="Arial"/>
+          <w:b/>
+          <w:sz w:val="22"/>
+          <w:lang w:val="pt-BR"/>
+        </w:rPr>
+      </w:pPr>
+    </w:p>
+    <w:p>
+      <w:pPr>
+        <w:keepNext/>
+        <w:rPr>
+          <w:rFonts w:ascii="Arial" w:hAnsi="Arial" w:cs="Arial"/>
+          <w:sz w:val="22"/>
+          <w:lang w:val="pt-BR"/>
+        </w:rPr>
+      </w:pPr>
+    </w:p>
+    <w:p>
+      <w:pPr>
+        <w:keepNext/>
         <w:rPr>
           <w:rFonts w:ascii="Arial" w:hAnsi="Arial" w:cs="Arial"/>
           <w:i/>
@@ -6486,48 +6551,27 @@
           <w:sz w:val="22"/>
           <w:lang w:val="pt-BR"/>
         </w:rPr>
-        <w:t>SEMINÁRIO 8</w:t>
-      </w:r>
-      <w:r>
-        <w:rPr>
-          <w:rFonts w:ascii="Arial" w:hAnsi="Arial" w:cs="Arial"/>
-          <w:i/>
-          <w:sz w:val="22"/>
-          <w:lang w:val="pt-BR"/>
-        </w:rPr>
         <w:t xml:space="preserve"> </w:t>
       </w:r>
       <w:r>
         <w:rPr>
           <w:rFonts w:ascii="Arial" w:hAnsi="Arial" w:cs="Arial"/>
           <w:b/>
-          <w:bCs/>
-          <w:i/>
-          <w:sz w:val="22"/>
-          <w:lang w:val="pt-BR"/>
-        </w:rPr>
-        <w:t>Educação</w:t>
-      </w:r>
-      <w:r>
-        <w:rPr>
-          <w:rFonts w:ascii="Arial" w:hAnsi="Arial" w:cs="Arial"/>
-          <w:i/>
-          <w:sz w:val="22"/>
-          <w:lang w:val="pt-BR"/>
-        </w:rPr>
-        <w:t xml:space="preserve">: Modelo </w:t>
-      </w:r>
-      <w:proofErr w:type="spellStart"/>
-      <w:r>
-        <w:rPr>
-          <w:rFonts w:ascii="Arial" w:hAnsi="Arial" w:cs="Arial"/>
-          <w:i/>
-          <w:sz w:val="22"/>
-          <w:lang w:val="pt-BR"/>
-        </w:rPr>
-        <w:t>Neoinstitucional</w:t>
-      </w:r>
-      <w:proofErr w:type="spellEnd"/>
+          <w:sz w:val="22"/>
+          <w:lang w:val="pt-BR"/>
+        </w:rPr>
+        <w:t xml:space="preserve">Atividade assíncrona: </w:t>
+      </w:r>
+      <w:r>
+        <w:rPr>
+          <w:rFonts w:ascii="Arial" w:hAnsi="Arial" w:cs="Arial"/>
+          <w:b/>
+          <w:color w:val="8064A2" w:themeColor="accent4"/>
+          <w:sz w:val="22"/>
+          <w:lang w:val="pt-BR"/>
+        </w:rPr>
+        <w:t>Exercício de Participação 2 (10%).</w:t>
+      </w:r>
     </w:p>
     <w:p>
       <w:pPr>
